--- a/Informe/caratula/Caratula.docx
+++ b/Informe/caratula/Caratula.docx
@@ -4,6 +4,64 @@
   <w:background w:color="FFFFFF"/>
   <w:body>
     <w:p>
+      <w:r>
+        <w:drawing>
+          <wp:anchor distT="0" distB="0" distL="114300" distR="114300" simplePos="0" relativeHeight="251666432" behindDoc="0" locked="0" layoutInCell="1" allowOverlap="1" wp14:anchorId="7E177D7F" wp14:editId="11B7FBE3">
+            <wp:simplePos x="0" y="0"/>
+            <wp:positionH relativeFrom="column">
+              <wp:posOffset>1870844</wp:posOffset>
+            </wp:positionH>
+            <wp:positionV relativeFrom="paragraph">
+              <wp:posOffset>1910615</wp:posOffset>
+            </wp:positionV>
+            <wp:extent cx="2887345" cy="1331595"/>
+            <wp:effectExtent l="0" t="0" r="0" b="1905"/>
+            <wp:wrapNone/>
+            <wp:docPr id="4" name="Picture 4"/>
+            <wp:cNvGraphicFramePr>
+              <a:graphicFrameLocks xmlns:a="http://schemas.openxmlformats.org/drawingml/2006/main" noChangeAspect="1"/>
+            </wp:cNvGraphicFramePr>
+            <a:graphic xmlns:a="http://schemas.openxmlformats.org/drawingml/2006/main">
+              <a:graphicData uri="http://schemas.openxmlformats.org/drawingml/2006/picture">
+                <pic:pic xmlns:pic="http://schemas.openxmlformats.org/drawingml/2006/picture">
+                  <pic:nvPicPr>
+                    <pic:cNvPr id="0" name="Picture 6"/>
+                    <pic:cNvPicPr>
+                      <a:picLocks noChangeAspect="1" noChangeArrowheads="1"/>
+                    </pic:cNvPicPr>
+                  </pic:nvPicPr>
+                  <pic:blipFill>
+                    <a:blip r:embed="rId8">
+                      <a:extLst>
+                        <a:ext uri="{28A0092B-C50C-407E-A947-70E740481C1C}">
+                          <a14:useLocalDpi xmlns:a14="http://schemas.microsoft.com/office/drawing/2010/main" val="0"/>
+                        </a:ext>
+                      </a:extLst>
+                    </a:blip>
+                    <a:srcRect/>
+                    <a:stretch>
+                      <a:fillRect/>
+                    </a:stretch>
+                  </pic:blipFill>
+                  <pic:spPr bwMode="auto">
+                    <a:xfrm>
+                      <a:off x="0" y="0"/>
+                      <a:ext cx="2887345" cy="1331595"/>
+                    </a:xfrm>
+                    <a:prstGeom prst="rect">
+                      <a:avLst/>
+                    </a:prstGeom>
+                    <a:noFill/>
+                    <a:ln>
+                      <a:noFill/>
+                    </a:ln>
+                  </pic:spPr>
+                </pic:pic>
+              </a:graphicData>
+            </a:graphic>
+          </wp:anchor>
+        </w:drawing>
+      </w:r>
       <w:r>
         <w:rPr>
           <w:noProof/>
@@ -12,7 +70,199 @@
         <mc:AlternateContent>
           <mc:Choice Requires="wps">
             <w:drawing>
-              <wp:anchor distT="0" distB="0" distL="114300" distR="114300" simplePos="0" relativeHeight="251665408" behindDoc="0" locked="0" layoutInCell="1" allowOverlap="1" wp14:anchorId="4199A95D" wp14:editId="685EB1E7">
+              <wp:anchor distT="0" distB="0" distL="114300" distR="114300" simplePos="0" relativeHeight="251661312" behindDoc="0" locked="0" layoutInCell="0" allowOverlap="1" wp14:anchorId="1F3B95EA" wp14:editId="1BFF323A">
+                <wp:simplePos x="0" y="0"/>
+                <wp:positionH relativeFrom="column">
+                  <wp:posOffset>1352516</wp:posOffset>
+                </wp:positionH>
+                <wp:positionV relativeFrom="paragraph">
+                  <wp:posOffset>2794301</wp:posOffset>
+                </wp:positionV>
+                <wp:extent cx="3857625" cy="1716505"/>
+                <wp:effectExtent l="0" t="0" r="9525" b="0"/>
+                <wp:wrapNone/>
+                <wp:docPr id="2" name="Cuadro de texto 2"/>
+                <wp:cNvGraphicFramePr>
+                  <a:graphicFrameLocks xmlns:a="http://schemas.openxmlformats.org/drawingml/2006/main"/>
+                </wp:cNvGraphicFramePr>
+                <a:graphic xmlns:a="http://schemas.openxmlformats.org/drawingml/2006/main">
+                  <a:graphicData uri="http://schemas.microsoft.com/office/word/2010/wordprocessingShape">
+                    <wps:wsp>
+                      <wps:cNvSpPr txBox="1">
+                        <a:spLocks noChangeArrowheads="1"/>
+                      </wps:cNvSpPr>
+                      <wps:spPr bwMode="auto">
+                        <a:xfrm>
+                          <a:off x="0" y="0"/>
+                          <a:ext cx="3857625" cy="1716505"/>
+                        </a:xfrm>
+                        <a:prstGeom prst="rect">
+                          <a:avLst/>
+                        </a:prstGeom>
+                        <a:solidFill>
+                          <a:srgbClr val="FFFFFF"/>
+                        </a:solidFill>
+                        <a:ln w="9525">
+                          <a:noFill/>
+                          <a:miter lim="800000"/>
+                          <a:headEnd/>
+                          <a:tailEnd/>
+                        </a:ln>
+                      </wps:spPr>
+                      <wps:txbx>
+                        <w:txbxContent>
+                          <w:p>
+                            <w:pPr>
+                              <w:jc w:val="center"/>
+                              <w:rPr>
+                                <w:sz w:val="28"/>
+                                <w:szCs w:val="28"/>
+                                <w:lang w:val="es-BO"/>
+                              </w:rPr>
+                            </w:pPr>
+                          </w:p>
+                          <w:p>
+                            <w:pPr>
+                              <w:jc w:val="center"/>
+                              <w:rPr>
+                                <w:rFonts w:ascii="Segoe UI Black" w:hAnsi="Segoe UI Black"/>
+                                <w:sz w:val="48"/>
+                                <w:szCs w:val="48"/>
+                              </w:rPr>
+                            </w:pPr>
+                            <w:r>
+                              <w:rPr>
+                                <w:rFonts w:ascii="Segoe UI Black" w:hAnsi="Segoe UI Black"/>
+                                <w:sz w:val="48"/>
+                                <w:szCs w:val="48"/>
+                              </w:rPr>
+                              <w:t>GRUPO</w:t>
+                            </w:r>
+                            <w:r>
+                              <w:rPr>
+                                <w:rFonts w:ascii="Segoe UI Black" w:hAnsi="Segoe UI Black"/>
+                                <w:sz w:val="48"/>
+                                <w:szCs w:val="48"/>
+                              </w:rPr>
+                              <w:t xml:space="preserve"> 5 S.R.L</w:t>
+                            </w:r>
+                          </w:p>
+                          <w:p>
+                            <w:pPr>
+                              <w:jc w:val="center"/>
+                              <w:rPr>
+                                <w:rFonts w:ascii="Cascadia Code" w:hAnsi="Cascadia Code" w:cs="Cascadia Code"/>
+                                <w:sz w:val="40"/>
+                                <w:szCs w:val="40"/>
+                                <w:lang w:val="es-BO"/>
+                              </w:rPr>
+                            </w:pPr>
+                            <w:r>
+                              <w:rPr>
+                                <w:rFonts w:ascii="Cascadia Code" w:hAnsi="Cascadia Code" w:cs="Cascadia Code"/>
+                                <w:sz w:val="48"/>
+                                <w:szCs w:val="48"/>
+                              </w:rPr>
+                              <w:t>Sistema POS para Cafetería</w:t>
+                            </w:r>
+                          </w:p>
+                        </w:txbxContent>
+                      </wps:txbx>
+                      <wps:bodyPr rot="0" vert="horz" wrap="square" lIns="91440" tIns="45720" rIns="91440" bIns="45720" anchor="t" anchorCtr="0" upright="1">
+                        <a:noAutofit/>
+                      </wps:bodyPr>
+                    </wps:wsp>
+                  </a:graphicData>
+                </a:graphic>
+                <wp14:sizeRelH relativeFrom="page">
+                  <wp14:pctWidth>0</wp14:pctWidth>
+                </wp14:sizeRelH>
+                <wp14:sizeRelV relativeFrom="page">
+                  <wp14:pctHeight>0</wp14:pctHeight>
+                </wp14:sizeRelV>
+              </wp:anchor>
+            </w:drawing>
+          </mc:Choice>
+          <mc:Fallback>
+            <w:pict>
+              <v:shapetype w14:anchorId="1F3B95EA" id="_x0000_t202" coordsize="21600,21600" o:spt="202" path="m,l,21600r21600,l21600,xe">
+                <v:stroke joinstyle="miter"/>
+                <v:path gradientshapeok="t" o:connecttype="rect"/>
+              </v:shapetype>
+              <v:shape id="Cuadro de texto 2" o:spid="_x0000_s1026" type="#_x0000_t202" style="position:absolute;margin-left:106.5pt;margin-top:220pt;width:303.75pt;height:135.15pt;z-index:251661312;visibility:visible;mso-wrap-style:square;mso-width-percent:0;mso-height-percent:0;mso-wrap-distance-left:9pt;mso-wrap-distance-top:0;mso-wrap-distance-right:9pt;mso-wrap-distance-bottom:0;mso-position-horizontal:absolute;mso-position-horizontal-relative:text;mso-position-vertical:absolute;mso-position-vertical-relative:text;mso-width-percent:0;mso-height-percent:0;mso-width-relative:page;mso-height-relative:page;v-text-anchor:top" o:gfxdata="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" o:allowincell="f" stroked="f">
+                <v:textbox>
+                  <w:txbxContent>
+                    <w:p>
+                      <w:pPr>
+                        <w:jc w:val="center"/>
+                        <w:rPr>
+                          <w:sz w:val="28"/>
+                          <w:szCs w:val="28"/>
+                          <w:lang w:val="es-BO"/>
+                        </w:rPr>
+                      </w:pPr>
+                    </w:p>
+                    <w:p>
+                      <w:pPr>
+                        <w:jc w:val="center"/>
+                        <w:rPr>
+                          <w:rFonts w:ascii="Segoe UI Black" w:hAnsi="Segoe UI Black"/>
+                          <w:sz w:val="48"/>
+                          <w:szCs w:val="48"/>
+                        </w:rPr>
+                      </w:pPr>
+                      <w:r>
+                        <w:rPr>
+                          <w:rFonts w:ascii="Segoe UI Black" w:hAnsi="Segoe UI Black"/>
+                          <w:sz w:val="48"/>
+                          <w:szCs w:val="48"/>
+                        </w:rPr>
+                        <w:t>GRUPO</w:t>
+                      </w:r>
+                      <w:r>
+                        <w:rPr>
+                          <w:rFonts w:ascii="Segoe UI Black" w:hAnsi="Segoe UI Black"/>
+                          <w:sz w:val="48"/>
+                          <w:szCs w:val="48"/>
+                        </w:rPr>
+                        <w:t xml:space="preserve"> 5 S.R.L</w:t>
+                      </w:r>
+                    </w:p>
+                    <w:p>
+                      <w:pPr>
+                        <w:jc w:val="center"/>
+                        <w:rPr>
+                          <w:rFonts w:ascii="Cascadia Code" w:hAnsi="Cascadia Code" w:cs="Cascadia Code"/>
+                          <w:sz w:val="40"/>
+                          <w:szCs w:val="40"/>
+                          <w:lang w:val="es-BO"/>
+                        </w:rPr>
+                      </w:pPr>
+                      <w:r>
+                        <w:rPr>
+                          <w:rFonts w:ascii="Cascadia Code" w:hAnsi="Cascadia Code" w:cs="Cascadia Code"/>
+                          <w:sz w:val="48"/>
+                          <w:szCs w:val="48"/>
+                        </w:rPr>
+                        <w:t>Sistema POS para Cafetería</w:t>
+                      </w:r>
+                    </w:p>
+                  </w:txbxContent>
+                </v:textbox>
+              </v:shape>
+            </w:pict>
+          </mc:Fallback>
+        </mc:AlternateContent>
+      </w:r>
+      <w:r>
+        <w:rPr>
+          <w:noProof/>
+          <w:lang w:val="en-US" w:eastAsia="en-US"/>
+        </w:rPr>
+        <mc:AlternateContent>
+          <mc:Choice Requires="wps">
+            <w:drawing>
+              <wp:anchor distT="0" distB="0" distL="114300" distR="114300" simplePos="0" relativeHeight="251665408" behindDoc="0" locked="0" layoutInCell="1" allowOverlap="1" wp14:anchorId="4199A95D" wp14:editId="2061704B">
                 <wp:simplePos x="0" y="0"/>
                 <wp:positionH relativeFrom="column">
                   <wp:posOffset>1185987</wp:posOffset>
@@ -114,6 +364,8 @@
                               <w:spacing w:line="256" w:lineRule="auto"/>
                               <w:rPr>
                                 <w:rFonts w:eastAsia="Cambria"/>
+                                <w:b/>
+                                <w:bCs/>
                                 <w:color w:val="000000" w:themeColor="dark1"/>
                                 <w:sz w:val="24"/>
                                 <w:szCs w:val="24"/>
@@ -130,17 +382,47 @@
                                 <w:szCs w:val="24"/>
                                 <w:lang w:val="es-BO"/>
                               </w:rPr>
-                              <w:t>Asignatura:</w:t>
+                              <w:t>Integrantes</w:t>
                             </w:r>
+                            <w:r>
+                              <w:rPr>
+                                <w:rFonts w:eastAsia="Cambria" w:hint="cs"/>
+                                <w:b/>
+                                <w:bCs/>
+                                <w:color w:val="000000" w:themeColor="dark1"/>
+                                <w:sz w:val="24"/>
+                                <w:szCs w:val="24"/>
+                                <w:lang w:val="es-BO"/>
+                              </w:rPr>
+                              <w:t>:</w:t>
+                            </w:r>
+                          </w:p>
+                          <w:p>
+                            <w:pPr>
+                              <w:numPr>
+                                <w:ilvl w:val="0"/>
+                                <w:numId w:val="43"/>
+                              </w:numPr>
+                              <w:spacing w:line="256" w:lineRule="auto"/>
+                              <w:rPr>
+                                <w:rFonts w:eastAsia="Cambria"/>
+                                <w:i/>
+                                <w:iCs/>
+                                <w:color w:val="000000" w:themeColor="dark1"/>
+                                <w:sz w:val="24"/>
+                                <w:szCs w:val="24"/>
+                                <w:lang w:val="es-MX"/>
+                              </w:rPr>
+                            </w:pPr>
                             <w:r>
                               <w:rPr>
                                 <w:rFonts w:eastAsia="Cambria"/>
                                 <w:color w:val="000000" w:themeColor="dark1"/>
                                 <w:sz w:val="24"/>
                                 <w:szCs w:val="24"/>
-                                <w:lang w:val="es-BO"/>
-                              </w:rPr>
-                              <w:t xml:space="preserve"> Sistemas de </w:t>
+                                <w:lang w:val="es-MX"/>
+                              </w:rPr>
+                              <w:t xml:space="preserve">Claros </w:t>
                             </w:r>
                             <w:proofErr w:type="spellStart"/>
                             <w:r>
@@ -149,9 +431,9 @@
                                 <w:color w:val="000000" w:themeColor="dark1"/>
                                 <w:sz w:val="24"/>
                                 <w:szCs w:val="24"/>
-                                <w:lang w:val="es-BO"/>
-                              </w:rPr>
-                              <w:t>Informacion</w:t>
+                                <w:lang w:val="es-MX"/>
+                              </w:rPr>
+                              <w:t>Suntura</w:t>
                             </w:r>
                             <w:proofErr w:type="spellEnd"/>
                             <w:r>
@@ -160,9 +442,385 @@
                                 <w:color w:val="000000" w:themeColor="dark1"/>
                                 <w:sz w:val="24"/>
                                 <w:szCs w:val="24"/>
-                                <w:lang w:val="es-BO"/>
-                              </w:rPr>
-                              <w:t xml:space="preserve"> (SIS-225)</w:t>
+                                <w:lang w:val="es-MX"/>
+                              </w:rPr>
+                              <w:t xml:space="preserve"> Juan </w:t>
+                            </w:r>
+                            <w:proofErr w:type="spellStart"/>
+                            <w:r>
+                              <w:rPr>
+                                <w:rFonts w:eastAsia="Cambria"/>
+                                <w:color w:val="000000" w:themeColor="dark1"/>
+                                <w:sz w:val="24"/>
+                                <w:szCs w:val="24"/>
+                                <w:lang w:val="es-MX"/>
+                              </w:rPr>
+                              <w:t>Jose</w:t>
+                            </w:r>
+                            <w:proofErr w:type="spellEnd"/>
+                            <w:r>
+                              <w:rPr>
+                                <w:rFonts w:eastAsia="Cambria"/>
+                                <w:color w:val="000000" w:themeColor="dark1"/>
+                                <w:sz w:val="24"/>
+                                <w:szCs w:val="24"/>
+                                <w:lang w:val="es-MX"/>
+                              </w:rPr>
+                              <w:t xml:space="preserve"> </w:t>
+                            </w:r>
+                            <w:r>
+                              <w:rPr>
+                                <w:rFonts w:eastAsia="Cambria"/>
+                                <w:i/>
+                                <w:iCs/>
+                                <w:color w:val="000000" w:themeColor="dark1"/>
+                                <w:sz w:val="24"/>
+                                <w:szCs w:val="24"/>
+                                <w:lang w:val="es-MX"/>
+                              </w:rPr>
+                              <w:t>(</w:t>
+                            </w:r>
+                            <w:r>
+                              <w:rPr>
+                                <w:rFonts w:eastAsia="Cambria"/>
+                                <w:i/>
+                                <w:iCs/>
+                                <w:color w:val="000000" w:themeColor="dark1"/>
+                                <w:sz w:val="24"/>
+                                <w:szCs w:val="24"/>
+                                <w:lang w:val="es-MX"/>
+                              </w:rPr>
+                              <w:t xml:space="preserve">Desarrollador </w:t>
+                            </w:r>
+                            <w:proofErr w:type="spellStart"/>
+                            <w:r>
+                              <w:rPr>
+                                <w:rFonts w:eastAsia="Cambria"/>
+                                <w:i/>
+                                <w:iCs/>
+                                <w:color w:val="000000" w:themeColor="dark1"/>
+                                <w:sz w:val="24"/>
+                                <w:szCs w:val="24"/>
+                                <w:lang w:val="es-MX"/>
+                              </w:rPr>
+                              <w:t>FullStack</w:t>
+                            </w:r>
+                            <w:proofErr w:type="spellEnd"/>
+                            <w:r>
+                              <w:rPr>
+                                <w:rFonts w:eastAsia="Cambria"/>
+                                <w:i/>
+                                <w:iCs/>
+                                <w:color w:val="000000" w:themeColor="dark1"/>
+                                <w:sz w:val="24"/>
+                                <w:szCs w:val="24"/>
+                                <w:lang w:val="es-MX"/>
+                              </w:rPr>
+                              <w:t>)</w:t>
+                            </w:r>
+                          </w:p>
+                          <w:p>
+                            <w:pPr>
+                              <w:numPr>
+                                <w:ilvl w:val="0"/>
+                                <w:numId w:val="43"/>
+                              </w:numPr>
+                              <w:spacing w:line="256" w:lineRule="auto"/>
+                              <w:rPr>
+                                <w:rFonts w:eastAsia="Cambria"/>
+                                <w:color w:val="000000" w:themeColor="dark1"/>
+                                <w:sz w:val="24"/>
+                                <w:szCs w:val="24"/>
+                                <w:lang w:val="es-MX"/>
+                              </w:rPr>
+                            </w:pPr>
+                            <w:proofErr w:type="spellStart"/>
+                            <w:r>
+                              <w:rPr>
+                                <w:rFonts w:eastAsia="Cambria"/>
+                                <w:color w:val="000000" w:themeColor="dark1"/>
+                                <w:sz w:val="24"/>
+                                <w:szCs w:val="24"/>
+                                <w:lang w:val="es-MX"/>
+                              </w:rPr>
+                              <w:t>Lecoña</w:t>
+                            </w:r>
+                            <w:proofErr w:type="spellEnd"/>
+                            <w:r>
+                              <w:rPr>
+                                <w:rFonts w:eastAsia="Cambria"/>
+                                <w:color w:val="000000" w:themeColor="dark1"/>
+                                <w:sz w:val="24"/>
+                                <w:szCs w:val="24"/>
+                                <w:lang w:val="es-MX"/>
+                              </w:rPr>
+                              <w:t xml:space="preserve"> Condori </w:t>
+                            </w:r>
+                            <w:proofErr w:type="spellStart"/>
+                            <w:r>
+                              <w:rPr>
+                                <w:rFonts w:eastAsia="Cambria"/>
+                                <w:color w:val="000000" w:themeColor="dark1"/>
+                                <w:sz w:val="24"/>
+                                <w:szCs w:val="24"/>
+                                <w:lang w:val="es-MX"/>
+                              </w:rPr>
+                              <w:t>Elias</w:t>
+                            </w:r>
+                            <w:proofErr w:type="spellEnd"/>
+                            <w:r>
+                              <w:rPr>
+                                <w:rFonts w:eastAsia="Cambria"/>
+                                <w:color w:val="000000" w:themeColor="dark1"/>
+                                <w:sz w:val="24"/>
+                                <w:szCs w:val="24"/>
+                                <w:lang w:val="es-MX"/>
+                              </w:rPr>
+                              <w:t xml:space="preserve"> </w:t>
+                            </w:r>
+                            <w:proofErr w:type="spellStart"/>
+                            <w:r>
+                              <w:rPr>
+                                <w:rFonts w:eastAsia="Cambria"/>
+                                <w:color w:val="000000" w:themeColor="dark1"/>
+                                <w:sz w:val="24"/>
+                                <w:szCs w:val="24"/>
+                                <w:lang w:val="es-MX"/>
+                              </w:rPr>
+                              <w:t>Milan</w:t>
+                            </w:r>
+                            <w:proofErr w:type="spellEnd"/>
+                            <w:r>
+                              <w:rPr>
+                                <w:rFonts w:eastAsia="Cambria"/>
+                                <w:color w:val="000000" w:themeColor="dark1"/>
+                                <w:sz w:val="24"/>
+                                <w:szCs w:val="24"/>
+                                <w:lang w:val="es-MX"/>
+                              </w:rPr>
+                              <w:t xml:space="preserve"> </w:t>
+                            </w:r>
+                            <w:r>
+                              <w:rPr>
+                                <w:rFonts w:eastAsia="Cambria"/>
+                                <w:i/>
+                                <w:iCs/>
+                                <w:color w:val="000000" w:themeColor="dark1"/>
+                                <w:sz w:val="24"/>
+                                <w:szCs w:val="24"/>
+                                <w:lang w:val="es-MX"/>
+                              </w:rPr>
+                              <w:t>(</w:t>
+                            </w:r>
+                            <w:r>
+                              <w:rPr>
+                                <w:rFonts w:eastAsia="Cambria"/>
+                                <w:i/>
+                                <w:iCs/>
+                                <w:color w:val="000000" w:themeColor="dark1"/>
+                                <w:sz w:val="24"/>
+                                <w:szCs w:val="24"/>
+                                <w:lang w:val="es-MX"/>
+                              </w:rPr>
+                              <w:t xml:space="preserve">Desarrollador </w:t>
+                            </w:r>
+                            <w:proofErr w:type="spellStart"/>
+                            <w:r>
+                              <w:rPr>
+                                <w:rFonts w:eastAsia="Cambria"/>
+                                <w:i/>
+                                <w:iCs/>
+                                <w:color w:val="000000" w:themeColor="dark1"/>
+                                <w:sz w:val="24"/>
+                                <w:szCs w:val="24"/>
+                                <w:lang w:val="es-MX"/>
+                              </w:rPr>
+                              <w:t>FullStack</w:t>
+                            </w:r>
+                            <w:proofErr w:type="spellEnd"/>
+                            <w:r>
+                              <w:rPr>
+                                <w:rFonts w:eastAsia="Cambria"/>
+                                <w:i/>
+                                <w:iCs/>
+                                <w:color w:val="000000" w:themeColor="dark1"/>
+                                <w:sz w:val="24"/>
+                                <w:szCs w:val="24"/>
+                                <w:lang w:val="es-MX"/>
+                              </w:rPr>
+                              <w:t>)</w:t>
+                            </w:r>
+                          </w:p>
+                          <w:p>
+                            <w:pPr>
+                              <w:numPr>
+                                <w:ilvl w:val="0"/>
+                                <w:numId w:val="43"/>
+                              </w:numPr>
+                              <w:spacing w:line="256" w:lineRule="auto"/>
+                              <w:rPr>
+                                <w:rFonts w:eastAsia="Cambria"/>
+                                <w:color w:val="000000" w:themeColor="dark1"/>
+                                <w:sz w:val="24"/>
+                                <w:szCs w:val="24"/>
+                                <w:lang w:val="en-US"/>
+                              </w:rPr>
+                            </w:pPr>
+                            <w:r>
+                              <w:rPr>
+                                <w:rFonts w:eastAsia="Cambria"/>
+                                <w:color w:val="000000" w:themeColor="dark1"/>
+                                <w:sz w:val="24"/>
+                                <w:szCs w:val="24"/>
+                                <w:lang w:val="en-US"/>
+                              </w:rPr>
+                              <w:t>Maldonado Carvajal Alan Ariel</w:t>
+                            </w:r>
+                            <w:r>
+                              <w:rPr>
+                                <w:rFonts w:eastAsia="Cambria"/>
+                                <w:color w:val="000000" w:themeColor="dark1"/>
+                                <w:sz w:val="24"/>
+                                <w:szCs w:val="24"/>
+                                <w:lang w:val="en-US"/>
+                              </w:rPr>
+                              <w:t xml:space="preserve"> </w:t>
+                            </w:r>
+                            <w:r>
+                              <w:rPr>
+                                <w:rFonts w:eastAsia="Cambria"/>
+                                <w:i/>
+                                <w:iCs/>
+                                <w:color w:val="000000" w:themeColor="dark1"/>
+                                <w:sz w:val="24"/>
+                                <w:szCs w:val="24"/>
+                                <w:lang w:val="en-US"/>
+                              </w:rPr>
+                              <w:t>(</w:t>
+                            </w:r>
+                            <w:r>
+                              <w:rPr>
+                                <w:rFonts w:eastAsia="Cambria"/>
+                                <w:i/>
+                                <w:iCs/>
+                                <w:color w:val="000000" w:themeColor="dark1"/>
+                                <w:sz w:val="24"/>
+                                <w:szCs w:val="24"/>
+                                <w:lang w:val="en-US"/>
+                              </w:rPr>
+                              <w:t>Scrum Master</w:t>
+                            </w:r>
+                            <w:r>
+                              <w:rPr>
+                                <w:rFonts w:eastAsia="Cambria"/>
+                                <w:i/>
+                                <w:iCs/>
+                                <w:color w:val="000000" w:themeColor="dark1"/>
+                                <w:sz w:val="24"/>
+                                <w:szCs w:val="24"/>
+                                <w:lang w:val="en-US"/>
+                              </w:rPr>
+                              <w:t>)</w:t>
+                            </w:r>
+                          </w:p>
+                          <w:p>
+                            <w:pPr>
+                              <w:numPr>
+                                <w:ilvl w:val="0"/>
+                                <w:numId w:val="43"/>
+                              </w:numPr>
+                              <w:spacing w:line="256" w:lineRule="auto"/>
+                              <w:rPr>
+                                <w:rFonts w:eastAsia="Cambria"/>
+                                <w:color w:val="000000" w:themeColor="dark1"/>
+                                <w:sz w:val="24"/>
+                                <w:szCs w:val="24"/>
+                                <w:lang w:val="es-MX"/>
+                              </w:rPr>
+                            </w:pPr>
+                            <w:r>
+                              <w:rPr>
+                                <w:rFonts w:eastAsia="Cambria"/>
+                                <w:color w:val="000000" w:themeColor="dark1"/>
+                                <w:sz w:val="24"/>
+                                <w:szCs w:val="24"/>
+                                <w:lang w:val="es-MX"/>
+                              </w:rPr>
+                              <w:t>Torrez Calle Alvaro Ariel</w:t>
+                            </w:r>
+                            <w:r>
+                              <w:rPr>
+                                <w:rFonts w:eastAsia="Cambria"/>
+                                <w:color w:val="000000" w:themeColor="dark1"/>
+                                <w:sz w:val="24"/>
+                                <w:szCs w:val="24"/>
+                                <w:lang w:val="es-MX"/>
+                              </w:rPr>
+                              <w:t xml:space="preserve"> </w:t>
+                            </w:r>
+                            <w:r>
+                              <w:rPr>
+                                <w:rFonts w:eastAsia="Cambria"/>
+                                <w:i/>
+                                <w:iCs/>
+                                <w:color w:val="000000" w:themeColor="dark1"/>
+                                <w:sz w:val="24"/>
+                                <w:szCs w:val="24"/>
+                                <w:lang w:val="es-MX"/>
+                              </w:rPr>
+                              <w:t>(</w:t>
+                            </w:r>
+                            <w:proofErr w:type="spellStart"/>
+                            <w:r>
+                              <w:rPr>
+                                <w:rFonts w:eastAsia="Cambria"/>
+                                <w:i/>
+                                <w:iCs/>
+                                <w:color w:val="000000" w:themeColor="dark1"/>
+                                <w:sz w:val="24"/>
+                                <w:szCs w:val="24"/>
+                                <w:lang w:val="es-MX"/>
+                              </w:rPr>
+                              <w:t>Product</w:t>
+                            </w:r>
+                            <w:proofErr w:type="spellEnd"/>
+                            <w:r>
+                              <w:rPr>
+                                <w:rFonts w:eastAsia="Cambria"/>
+                                <w:i/>
+                                <w:iCs/>
+                                <w:color w:val="000000" w:themeColor="dark1"/>
+                                <w:sz w:val="24"/>
+                                <w:szCs w:val="24"/>
+                                <w:lang w:val="es-MX"/>
+                              </w:rPr>
+                              <w:t xml:space="preserve"> </w:t>
+                            </w:r>
+                            <w:proofErr w:type="spellStart"/>
+                            <w:r>
+                              <w:rPr>
+                                <w:rFonts w:eastAsia="Cambria"/>
+                                <w:i/>
+                                <w:iCs/>
+                                <w:color w:val="000000" w:themeColor="dark1"/>
+                                <w:sz w:val="24"/>
+                                <w:szCs w:val="24"/>
+                                <w:lang w:val="es-MX"/>
+                              </w:rPr>
+                              <w:t>Owner</w:t>
+                            </w:r>
+                            <w:proofErr w:type="spellEnd"/>
+                            <w:r>
+                              <w:rPr>
+                                <w:rFonts w:eastAsia="Cambria"/>
+                                <w:i/>
+                                <w:iCs/>
+                                <w:color w:val="000000" w:themeColor="dark1"/>
+                                <w:sz w:val="24"/>
+                                <w:szCs w:val="24"/>
+                                <w:lang w:val="es-MX"/>
+                              </w:rPr>
+                              <w:t>)</w:t>
                             </w:r>
                           </w:p>
                           <w:p>
@@ -186,31 +844,8 @@
                                 <w:szCs w:val="24"/>
                                 <w:lang w:val="es-BO"/>
                               </w:rPr>
-                              <w:t>Semestre:</w:t>
+                              <w:t>Materia</w:t>
                             </w:r>
-                            <w:r>
-                              <w:rPr>
-                                <w:rFonts w:eastAsia="Cambria"/>
-                                <w:color w:val="000000" w:themeColor="dark1"/>
-                                <w:sz w:val="24"/>
-                                <w:szCs w:val="24"/>
-                                <w:lang w:val="es-BO"/>
-                              </w:rPr>
-                              <w:t xml:space="preserve"> 4</w:t>
-                            </w:r>
-                          </w:p>
-                          <w:p>
-                            <w:pPr>
-                              <w:spacing w:line="256" w:lineRule="auto"/>
-                              <w:rPr>
-                                <w:rFonts w:eastAsia="Cambria"/>
-                                <w:color w:val="000000" w:themeColor="dark1"/>
-                                <w:sz w:val="24"/>
-                                <w:szCs w:val="24"/>
-                                <w:lang w:val="es-BO"/>
-                              </w:rPr>
-                            </w:pPr>
-                            <w:proofErr w:type="spellStart"/>
                             <w:r>
                               <w:rPr>
                                 <w:rFonts w:eastAsia="Cambria"/>
@@ -221,9 +856,82 @@
                                 <w:szCs w:val="24"/>
                                 <w:lang w:val="es-BO"/>
                               </w:rPr>
-                              <w:t>Nro</w:t>
+                              <w:t>:</w:t>
+                            </w:r>
+                            <w:r>
+                              <w:rPr>
+                                <w:rFonts w:eastAsia="Cambria"/>
+                                <w:color w:val="000000" w:themeColor="dark1"/>
+                                <w:sz w:val="24"/>
+                                <w:szCs w:val="24"/>
+                                <w:lang w:val="es-BO"/>
+                              </w:rPr>
+                              <w:t xml:space="preserve"> </w:t>
+                            </w:r>
+                            <w:proofErr w:type="spellStart"/>
+                            <w:r>
+                              <w:rPr>
+                                <w:rFonts w:eastAsia="Cambria"/>
+                                <w:color w:val="000000" w:themeColor="dark1"/>
+                                <w:sz w:val="24"/>
+                                <w:szCs w:val="24"/>
+                                <w:lang w:val="es-BO"/>
+                              </w:rPr>
+                              <w:t>Ingenieria</w:t>
                             </w:r>
                             <w:proofErr w:type="spellEnd"/>
+                            <w:r>
+                              <w:rPr>
+                                <w:rFonts w:eastAsia="Cambria"/>
+                                <w:color w:val="000000" w:themeColor="dark1"/>
+                                <w:sz w:val="24"/>
+                                <w:szCs w:val="24"/>
+                                <w:lang w:val="es-BO"/>
+                              </w:rPr>
+                              <w:t xml:space="preserve"> de Software</w:t>
+                            </w:r>
+                            <w:r>
+                              <w:rPr>
+                                <w:rFonts w:eastAsia="Cambria"/>
+                                <w:color w:val="000000" w:themeColor="dark1"/>
+                                <w:sz w:val="24"/>
+                                <w:szCs w:val="24"/>
+                                <w:lang w:val="es-BO"/>
+                              </w:rPr>
+                              <w:t xml:space="preserve"> (SIS-2</w:t>
+                            </w:r>
+                            <w:r>
+                              <w:rPr>
+                                <w:rFonts w:eastAsia="Cambria"/>
+                                <w:color w:val="000000" w:themeColor="dark1"/>
+                                <w:sz w:val="24"/>
+                                <w:szCs w:val="24"/>
+                                <w:lang w:val="es-BO"/>
+                              </w:rPr>
+                              <w:t>13</w:t>
+                            </w:r>
+                            <w:r>
+                              <w:rPr>
+                                <w:rFonts w:eastAsia="Cambria"/>
+                                <w:color w:val="000000" w:themeColor="dark1"/>
+                                <w:sz w:val="24"/>
+                                <w:szCs w:val="24"/>
+                                <w:lang w:val="es-BO"/>
+                              </w:rPr>
+                              <w:t>)</w:t>
+                            </w:r>
+                          </w:p>
+                          <w:p>
+                            <w:pPr>
+                              <w:spacing w:line="256" w:lineRule="auto"/>
+                              <w:rPr>
+                                <w:rFonts w:eastAsia="Cambria"/>
+                                <w:color w:val="000000" w:themeColor="dark1"/>
+                                <w:sz w:val="24"/>
+                                <w:szCs w:val="24"/>
+                                <w:lang w:val="es-BO"/>
+                              </w:rPr>
+                            </w:pPr>
                             <w:r>
                               <w:rPr>
                                 <w:rFonts w:eastAsia="Cambria"/>
@@ -234,22 +942,9 @@
                                 <w:szCs w:val="24"/>
                                 <w:lang w:val="es-BO"/>
                               </w:rPr>
-                              <w:t xml:space="preserve"> Grupo:</w:t>
+                              <w:t>Docente</w:t>
                             </w:r>
                             <w:r>
-                              <w:rPr>
-                                <w:rFonts w:eastAsia="Cambria"/>
-                                <w:color w:val="000000" w:themeColor="dark1"/>
-                                <w:sz w:val="24"/>
-                                <w:szCs w:val="24"/>
-                                <w:lang w:val="es-BO"/>
-                              </w:rPr>
-                              <w:t xml:space="preserve"> 5</w:t>
-                            </w:r>
-                          </w:p>
-                          <w:p>
-                            <w:pPr>
-                              <w:spacing w:line="256" w:lineRule="auto"/>
                               <w:rPr>
                                 <w:rFonts w:eastAsia="Cambria"/>
                                 <w:b/>
@@ -259,10 +954,65 @@
                                 <w:szCs w:val="24"/>
                                 <w:lang w:val="es-BO"/>
                               </w:rPr>
+                              <w:t>:</w:t>
+                            </w:r>
+                            <w:r>
+                              <w:rPr>
+                                <w:rFonts w:eastAsia="Cambria"/>
+                                <w:color w:val="000000" w:themeColor="dark1"/>
+                                <w:sz w:val="24"/>
+                                <w:szCs w:val="24"/>
+                                <w:lang w:val="es-BO"/>
+                              </w:rPr>
+                              <w:t xml:space="preserve"> </w:t>
+                            </w:r>
+                            <w:r>
+                              <w:rPr>
+                                <w:rFonts w:eastAsia="Cambria"/>
+                                <w:color w:val="000000" w:themeColor="dark1"/>
+                                <w:sz w:val="24"/>
+                                <w:szCs w:val="24"/>
+                                <w:lang w:val="es-BO"/>
+                              </w:rPr>
+                              <w:t xml:space="preserve">Miguel </w:t>
+                            </w:r>
+                            <w:proofErr w:type="spellStart"/>
+                            <w:r>
+                              <w:rPr>
+                                <w:rFonts w:eastAsia="Cambria"/>
+                                <w:color w:val="000000" w:themeColor="dark1"/>
+                                <w:sz w:val="24"/>
+                                <w:szCs w:val="24"/>
+                                <w:lang w:val="es-BO"/>
+                              </w:rPr>
+                              <w:t>Angel</w:t>
+                            </w:r>
+                            <w:proofErr w:type="spellEnd"/>
+                            <w:r>
+                              <w:rPr>
+                                <w:rFonts w:eastAsia="Cambria"/>
+                                <w:color w:val="000000" w:themeColor="dark1"/>
+                                <w:sz w:val="24"/>
+                                <w:szCs w:val="24"/>
+                                <w:lang w:val="es-BO"/>
+                              </w:rPr>
+                              <w:t xml:space="preserve"> Pacheco Arteaga</w:t>
+                            </w:r>
+                          </w:p>
+                          <w:p>
+                            <w:pPr>
+                              <w:spacing w:line="256" w:lineRule="auto"/>
+                              <w:rPr>
+                                <w:rFonts w:eastAsia="Cambria"/>
+                                <w:color w:val="000000" w:themeColor="dark1"/>
+                                <w:sz w:val="24"/>
+                                <w:szCs w:val="24"/>
+                                <w:lang w:val="es-BO"/>
+                              </w:rPr>
                             </w:pPr>
                             <w:r>
                               <w:rPr>
-                                <w:rFonts w:eastAsia="Cambria" w:hint="cs"/>
+                                <w:rFonts w:eastAsia="Cambria"/>
                                 <w:b/>
                                 <w:bCs/>
                                 <w:color w:val="000000" w:themeColor="dark1"/>
@@ -270,17 +1020,21 @@
                                 <w:szCs w:val="24"/>
                                 <w:lang w:val="es-BO"/>
                               </w:rPr>
-                              <w:t>Realizado por:</w:t>
+                              <w:t>Fecha</w:t>
                             </w:r>
-                          </w:p>
-                          <w:p>
-                            <w:pPr>
-                              <w:pStyle w:val="ListParagraph"/>
-                              <w:numPr>
-                                <w:ilvl w:val="0"/>
-                                <w:numId w:val="42"/>
-                              </w:numPr>
-                              <w:spacing w:line="256" w:lineRule="auto"/>
+                            <w:r>
+                              <w:rPr>
+                                <w:rFonts w:eastAsia="Cambria"/>
+                                <w:b/>
+                                <w:bCs/>
+                                <w:color w:val="000000" w:themeColor="dark1"/>
+                                <w:sz w:val="24"/>
+                                <w:szCs w:val="24"/>
+                                <w:lang w:val="es-BO"/>
+                              </w:rPr>
+                              <w:t>:</w:t>
+                            </w:r>
+                            <w:r>
                               <w:rPr>
                                 <w:rFonts w:eastAsia="Cambria"/>
                                 <w:color w:val="000000" w:themeColor="dark1"/>
@@ -288,7 +1042,8 @@
                                 <w:szCs w:val="24"/>
                                 <w:lang w:val="es-BO"/>
                               </w:rPr>
-                            </w:pPr>
+                              <w:t xml:space="preserve"> </w:t>
+                            </w:r>
                             <w:r>
                               <w:rPr>
                                 <w:rFonts w:eastAsia="Cambria"/>
@@ -297,9 +1052,12 @@
                                 <w:szCs w:val="24"/>
                                 <w:lang w:val="es-BO"/>
                               </w:rPr>
-                              <w:t>Alvaro Torrez Calle</w:t>
+                              <w:t>06/03/2026</w:t>
                             </w:r>
-                            <w:r>
+                          </w:p>
+                          <w:p>
+                            <w:pPr>
+                              <w:spacing w:line="256" w:lineRule="auto"/>
                               <w:rPr>
                                 <w:rFonts w:eastAsia="Cambria"/>
                                 <w:color w:val="000000" w:themeColor="dark1"/>
@@ -307,9 +1065,31 @@
                                 <w:szCs w:val="24"/>
                                 <w:lang w:val="es-BO"/>
                               </w:rPr>
-                              <w:t xml:space="preserve"> (</w:t>
+                            </w:pPr>
+                            <w:r>
+                              <w:rPr>
+                                <w:rFonts w:eastAsia="Cambria"/>
+                                <w:b/>
+                                <w:bCs/>
+                                <w:color w:val="000000" w:themeColor="dark1"/>
+                                <w:sz w:val="24"/>
+                                <w:szCs w:val="24"/>
+                                <w:lang w:val="es-BO"/>
+                              </w:rPr>
+                              <w:t>Universidad</w:t>
                             </w:r>
-                            <w:proofErr w:type="spellStart"/>
+                            <w:r>
+                              <w:rPr>
+                                <w:rFonts w:eastAsia="Cambria"/>
+                                <w:b/>
+                                <w:bCs/>
+                                <w:color w:val="000000" w:themeColor="dark1"/>
+                                <w:sz w:val="24"/>
+                                <w:szCs w:val="24"/>
+                                <w:lang w:val="es-BO"/>
+                              </w:rPr>
+                              <w:t>:</w:t>
+                            </w:r>
                             <w:r>
                               <w:rPr>
                                 <w:rFonts w:eastAsia="Cambria"/>
@@ -318,9 +1098,8 @@
                                 <w:szCs w:val="24"/>
                                 <w:lang w:val="es-BO"/>
                               </w:rPr>
-                              <w:t>Lider</w:t>
+                              <w:t xml:space="preserve"> </w:t>
                             </w:r>
-                            <w:proofErr w:type="spellEnd"/>
                             <w:r>
                               <w:rPr>
                                 <w:rFonts w:eastAsia="Cambria"/>
@@ -329,17 +1108,10 @@
                                 <w:szCs w:val="24"/>
                                 <w:lang w:val="es-BO"/>
                               </w:rPr>
-                              <w:t xml:space="preserve"> del proyecto)</w:t>
+                              <w:t xml:space="preserve">Universidad </w:t>
                             </w:r>
-                          </w:p>
-                          <w:p>
-                            <w:pPr>
-                              <w:pStyle w:val="ListParagraph"/>
-                              <w:numPr>
-                                <w:ilvl w:val="0"/>
-                                <w:numId w:val="42"/>
-                              </w:numPr>
-                              <w:spacing w:line="256" w:lineRule="auto"/>
+                            <w:proofErr w:type="spellStart"/>
+                            <w:r>
                               <w:rPr>
                                 <w:rFonts w:eastAsia="Cambria"/>
                                 <w:color w:val="000000" w:themeColor="dark1"/>
@@ -347,85 +1119,10 @@
                                 <w:szCs w:val="24"/>
                                 <w:lang w:val="es-BO"/>
                               </w:rPr>
-                            </w:pPr>
-                            <w:proofErr w:type="spellStart"/>
-                            <w:r>
-                              <w:rPr>
-                                <w:rFonts w:eastAsia="Cambria"/>
-                                <w:color w:val="000000" w:themeColor="dark1"/>
-                                <w:sz w:val="24"/>
-                                <w:szCs w:val="24"/>
-                              </w:rPr>
-                              <w:t>Andre</w:t>
+                              <w:t>Catolica</w:t>
                             </w:r>
                             <w:proofErr w:type="spellEnd"/>
                             <w:r>
-                              <w:rPr>
-                                <w:rFonts w:eastAsia="Cambria"/>
-                                <w:color w:val="000000" w:themeColor="dark1"/>
-                                <w:sz w:val="24"/>
-                                <w:szCs w:val="24"/>
-                              </w:rPr>
-                              <w:t xml:space="preserve"> Fernando Suxo Condori</w:t>
-                            </w:r>
-                            <w:r>
-                              <w:rPr>
-                                <w:rFonts w:eastAsia="Cambria"/>
-                                <w:color w:val="000000" w:themeColor="dark1"/>
-                                <w:sz w:val="24"/>
-                                <w:szCs w:val="24"/>
-                              </w:rPr>
-                              <w:t xml:space="preserve"> (</w:t>
-                            </w:r>
-                            <w:proofErr w:type="spellStart"/>
-                            <w:r>
-                              <w:rPr>
-                                <w:rFonts w:eastAsia="Cambria"/>
-                                <w:color w:val="000000" w:themeColor="dark1"/>
-                                <w:sz w:val="24"/>
-                                <w:szCs w:val="24"/>
-                              </w:rPr>
-                              <w:t>Dise</w:t>
-                            </w:r>
-                            <w:r>
-                              <w:rPr>
-                                <w:rFonts w:eastAsia="Cambria"/>
-                                <w:color w:val="000000" w:themeColor="dark1"/>
-                                <w:sz w:val="24"/>
-                                <w:szCs w:val="24"/>
-                                <w:lang w:val="es-MX"/>
-                              </w:rPr>
-                              <w:t>ñador</w:t>
-                            </w:r>
-                            <w:proofErr w:type="spellEnd"/>
-                            <w:r>
-                              <w:rPr>
-                                <w:rFonts w:eastAsia="Cambria"/>
-                                <w:color w:val="000000" w:themeColor="dark1"/>
-                                <w:sz w:val="24"/>
-                                <w:szCs w:val="24"/>
-                                <w:lang w:val="es-MX"/>
-                              </w:rPr>
-                              <w:t xml:space="preserve"> Base de Datos</w:t>
-                            </w:r>
-                            <w:r>
-                              <w:rPr>
-                                <w:rFonts w:eastAsia="Cambria"/>
-                                <w:color w:val="000000" w:themeColor="dark1"/>
-                                <w:sz w:val="24"/>
-                                <w:szCs w:val="24"/>
-                              </w:rPr>
-                              <w:t>)</w:t>
-                            </w:r>
-                          </w:p>
-                          <w:p>
-                            <w:pPr>
-                              <w:pStyle w:val="ListParagraph"/>
-                              <w:numPr>
-                                <w:ilvl w:val="0"/>
-                                <w:numId w:val="42"/>
-                              </w:numPr>
-                              <w:spacing w:line="256" w:lineRule="auto"/>
                               <w:rPr>
                                 <w:rFonts w:eastAsia="Cambria"/>
                                 <w:color w:val="000000" w:themeColor="dark1"/>
@@ -433,70 +1130,10 @@
                                 <w:szCs w:val="24"/>
                                 <w:lang w:val="es-BO"/>
                               </w:rPr>
-                            </w:pPr>
+                              <w:t xml:space="preserve"> </w:t>
+                            </w:r>
+                            <w:proofErr w:type="gramStart"/>
                             <w:r>
-                              <w:rPr>
-                                <w:rFonts w:eastAsia="Cambria"/>
-                                <w:color w:val="000000" w:themeColor="dark1"/>
-                                <w:sz w:val="24"/>
-                                <w:szCs w:val="24"/>
-                              </w:rPr>
-                              <w:t xml:space="preserve">Ariane Luz </w:t>
-                            </w:r>
-                            <w:proofErr w:type="spellStart"/>
-                            <w:r>
-                              <w:rPr>
-                                <w:rFonts w:eastAsia="Cambria"/>
-                                <w:color w:val="000000" w:themeColor="dark1"/>
-                                <w:sz w:val="24"/>
-                                <w:szCs w:val="24"/>
-                              </w:rPr>
-                              <w:t>Quecaña</w:t>
-                            </w:r>
-                            <w:proofErr w:type="spellEnd"/>
-                            <w:r>
-                              <w:rPr>
-                                <w:rFonts w:eastAsia="Cambria"/>
-                                <w:color w:val="000000" w:themeColor="dark1"/>
-                                <w:sz w:val="24"/>
-                                <w:szCs w:val="24"/>
-                              </w:rPr>
-                              <w:t xml:space="preserve"> Mamani</w:t>
-                            </w:r>
-                            <w:r>
-                              <w:rPr>
-                                <w:rFonts w:eastAsia="Cambria"/>
-                                <w:color w:val="000000" w:themeColor="dark1"/>
-                                <w:sz w:val="24"/>
-                                <w:szCs w:val="24"/>
-                              </w:rPr>
-                              <w:t xml:space="preserve"> (Diseñadora Front </w:t>
-                            </w:r>
-                            <w:proofErr w:type="spellStart"/>
-                            <w:r>
-                              <w:rPr>
-                                <w:rFonts w:eastAsia="Cambria"/>
-                                <w:color w:val="000000" w:themeColor="dark1"/>
-                                <w:sz w:val="24"/>
-                                <w:szCs w:val="24"/>
-                              </w:rPr>
-                              <w:t>End</w:t>
-                            </w:r>
-                            <w:proofErr w:type="spellEnd"/>
-                            <w:r>
-                              <w:rPr>
-                                <w:rFonts w:eastAsia="Cambria"/>
-                                <w:color w:val="000000" w:themeColor="dark1"/>
-                                <w:sz w:val="24"/>
-                                <w:szCs w:val="24"/>
-                              </w:rPr>
-                              <w:t>)</w:t>
-                            </w:r>
-                          </w:p>
-                          <w:p>
-                            <w:pPr>
-                              <w:spacing w:line="256" w:lineRule="auto"/>
-                              <w:jc w:val="center"/>
                               <w:rPr>
                                 <w:rFonts w:eastAsia="Cambria"/>
                                 <w:color w:val="000000" w:themeColor="dark1"/>
@@ -504,7 +1141,9 @@
                                 <w:szCs w:val="24"/>
                                 <w:lang w:val="es-BO"/>
                               </w:rPr>
-                            </w:pPr>
+                              <w:t>Boliviana</w:t>
+                            </w:r>
+                            <w:proofErr w:type="gramEnd"/>
                             <w:r>
                               <w:rPr>
                                 <w:rFonts w:eastAsia="Cambria" w:hint="cs"/>
@@ -605,46 +1244,52 @@
                               <w:spacing w:line="256" w:lineRule="auto"/>
                               <w:jc w:val="center"/>
                               <w:rPr>
-                                <w:sz w:val="24"/>
-                                <w:szCs w:val="24"/>
+                                <w:rFonts w:eastAsia="Cambria"/>
+                                <w:color w:val="FFFF00"/>
+                                <w:sz w:val="6"/>
+                                <w:szCs w:val="6"/>
+                                <w:lang w:val="es-BO"/>
                               </w:rPr>
                             </w:pPr>
-                            <w:r>
-                              <w:rPr>
-                                <w:sz w:val="24"/>
-                                <w:szCs w:val="24"/>
-                              </w:rPr>
-                              <w:t>Docente r</w:t>
-                            </w:r>
-                            <w:r>
-                              <w:rPr>
-                                <w:sz w:val="24"/>
-                                <w:szCs w:val="24"/>
-                              </w:rPr>
-                              <w:t>evisor</w:t>
-                            </w:r>
-                            <w:r>
-                              <w:rPr>
-                                <w:rFonts w:hint="cs"/>
-                                <w:sz w:val="24"/>
-                                <w:szCs w:val="24"/>
-                              </w:rPr>
-                              <w:t xml:space="preserve">: </w:t>
-                            </w:r>
-                            <w:r>
-                              <w:rPr>
-                                <w:sz w:val="24"/>
-                                <w:szCs w:val="24"/>
-                              </w:rPr>
-                              <w:t>Ing. O</w:t>
-                            </w:r>
-                            <w:r>
-                              <w:rPr>
-                                <w:sz w:val="24"/>
-                                <w:szCs w:val="24"/>
-                              </w:rPr>
-                              <w:t>rlando Rivera</w:t>
-                            </w:r>
+                          </w:p>
+                          <w:p>
+                            <w:pPr>
+                              <w:spacing w:line="256" w:lineRule="auto"/>
+                              <w:jc w:val="center"/>
+                              <w:rPr>
+                                <w:rFonts w:eastAsia="Cambria"/>
+                                <w:color w:val="FFFF00"/>
+                                <w:sz w:val="6"/>
+                                <w:szCs w:val="6"/>
+                                <w:lang w:val="es-BO"/>
+                              </w:rPr>
+                            </w:pPr>
+                          </w:p>
+                          <w:p>
+                            <w:pPr>
+                              <w:spacing w:line="256" w:lineRule="auto"/>
+                              <w:jc w:val="center"/>
+                              <w:rPr>
+                                <w:rFonts w:eastAsia="Cambria"/>
+                                <w:color w:val="FFFF00"/>
+                                <w:sz w:val="6"/>
+                                <w:szCs w:val="6"/>
+                                <w:lang w:val="es-BO"/>
+                              </w:rPr>
+                            </w:pPr>
+                          </w:p>
+                          <w:p>
+                            <w:pPr>
+                              <w:spacing w:line="256" w:lineRule="auto"/>
+                              <w:jc w:val="center"/>
+                              <w:rPr>
+                                <w:rFonts w:eastAsia="Cambria"/>
+                                <w:color w:val="FFFF00"/>
+                                <w:sz w:val="6"/>
+                                <w:szCs w:val="6"/>
+                                <w:lang w:val="es-BO"/>
+                              </w:rPr>
+                            </w:pPr>
                           </w:p>
                           <w:p>
                             <w:pPr>
@@ -857,7 +1502,7 @@
           </mc:Choice>
           <mc:Fallback>
             <w:pict>
-              <v:rect w14:anchorId="4199A95D" id="Text Box 11" o:spid="_x0000_s1026" style="position:absolute;margin-left:93.4pt;margin-top:307.9pt;width:329.95pt;height:281.1pt;z-index:251665408;visibility:visible;mso-wrap-style:square;mso-width-percent:0;mso-height-percent:0;mso-wrap-distance-left:9pt;mso-wrap-distance-top:0;mso-wrap-distance-right:9pt;mso-wrap-distance-bottom:0;mso-position-horizontal:absolute;mso-position-horizontal-relative:text;mso-position-vertical:absolute;mso-position-vertical-relative:text;mso-width-percent:0;mso-height-percent:0;mso-width-relative:margin;mso-height-relative:margin;v-text-anchor:top" o:gfxdata="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" filled="f" stroked="f">
+              <v:rect w14:anchorId="4199A95D" id="Text Box 11" o:spid="_x0000_s1027" style="position:absolute;margin-left:93.4pt;margin-top:307.9pt;width:329.95pt;height:281.1pt;z-index:251665408;visibility:visible;mso-wrap-style:square;mso-width-percent:0;mso-height-percent:0;mso-wrap-distance-left:9pt;mso-wrap-distance-top:0;mso-wrap-distance-right:9pt;mso-wrap-distance-bottom:0;mso-position-horizontal:absolute;mso-position-horizontal-relative:text;mso-position-vertical:absolute;mso-position-vertical-relative:text;mso-width-percent:0;mso-height-percent:0;mso-width-relative:margin;mso-height-relative:margin;v-text-anchor:top" o:gfxdata="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" filled="f" stroked="f">
                 <v:textbox>
                   <w:txbxContent>
                     <w:p>
@@ -914,15 +1559,6 @@
                     <w:p>
                       <w:pPr>
                         <w:spacing w:line="256" w:lineRule="auto"/>
-                        <w:rPr>
-                          <w:rFonts w:eastAsia="Cambria"/>
-                          <w:color w:val="000000" w:themeColor="dark1"/>
-                          <w:sz w:val="24"/>
-                          <w:szCs w:val="24"/>
-                          <w:lang w:val="es-BO"/>
-                        </w:rPr>
-                      </w:pPr>
-                      <w:r>
                         <w:rPr>
                           <w:rFonts w:eastAsia="Cambria"/>
                           <w:b/>
@@ -932,51 +1568,6 @@
                           <w:szCs w:val="24"/>
                           <w:lang w:val="es-BO"/>
                         </w:rPr>
-                        <w:t>Asignatura:</w:t>
-                      </w:r>
-                      <w:r>
-                        <w:rPr>
-                          <w:rFonts w:eastAsia="Cambria"/>
-                          <w:color w:val="000000" w:themeColor="dark1"/>
-                          <w:sz w:val="24"/>
-                          <w:szCs w:val="24"/>
-                          <w:lang w:val="es-BO"/>
-                        </w:rPr>
-                        <w:t xml:space="preserve"> Sistemas de </w:t>
-                      </w:r>
-                      <w:proofErr w:type="spellStart"/>
-                      <w:r>
-                        <w:rPr>
-                          <w:rFonts w:eastAsia="Cambria"/>
-                          <w:color w:val="000000" w:themeColor="dark1"/>
-                          <w:sz w:val="24"/>
-                          <w:szCs w:val="24"/>
-                          <w:lang w:val="es-BO"/>
-                        </w:rPr>
-                        <w:t>Informacion</w:t>
-                      </w:r>
-                      <w:proofErr w:type="spellEnd"/>
-                      <w:r>
-                        <w:rPr>
-                          <w:rFonts w:eastAsia="Cambria"/>
-                          <w:color w:val="000000" w:themeColor="dark1"/>
-                          <w:sz w:val="24"/>
-                          <w:szCs w:val="24"/>
-                          <w:lang w:val="es-BO"/>
-                        </w:rPr>
-                        <w:t xml:space="preserve"> (SIS-225)</w:t>
-                      </w:r>
-                    </w:p>
-                    <w:p>
-                      <w:pPr>
-                        <w:spacing w:line="256" w:lineRule="auto"/>
-                        <w:rPr>
-                          <w:rFonts w:eastAsia="Cambria"/>
-                          <w:color w:val="000000" w:themeColor="dark1"/>
-                          <w:sz w:val="24"/>
-                          <w:szCs w:val="24"/>
-                          <w:lang w:val="es-BO"/>
-                        </w:rPr>
                       </w:pPr>
                       <w:r>
                         <w:rPr>
@@ -988,9 +1579,450 @@
                           <w:szCs w:val="24"/>
                           <w:lang w:val="es-BO"/>
                         </w:rPr>
-                        <w:t>Semestre:</w:t>
+                        <w:t>Integrantes</w:t>
                       </w:r>
                       <w:r>
+                        <w:rPr>
+                          <w:rFonts w:eastAsia="Cambria" w:hint="cs"/>
+                          <w:b/>
+                          <w:bCs/>
+                          <w:color w:val="000000" w:themeColor="dark1"/>
+                          <w:sz w:val="24"/>
+                          <w:szCs w:val="24"/>
+                          <w:lang w:val="es-BO"/>
+                        </w:rPr>
+                        <w:t>:</w:t>
+                      </w:r>
+                    </w:p>
+                    <w:p>
+                      <w:pPr>
+                        <w:numPr>
+                          <w:ilvl w:val="0"/>
+                          <w:numId w:val="43"/>
+                        </w:numPr>
+                        <w:spacing w:line="256" w:lineRule="auto"/>
+                        <w:rPr>
+                          <w:rFonts w:eastAsia="Cambria"/>
+                          <w:i/>
+                          <w:iCs/>
+                          <w:color w:val="000000" w:themeColor="dark1"/>
+                          <w:sz w:val="24"/>
+                          <w:szCs w:val="24"/>
+                          <w:lang w:val="es-MX"/>
+                        </w:rPr>
+                      </w:pPr>
+                      <w:r>
+                        <w:rPr>
+                          <w:rFonts w:eastAsia="Cambria"/>
+                          <w:color w:val="000000" w:themeColor="dark1"/>
+                          <w:sz w:val="24"/>
+                          <w:szCs w:val="24"/>
+                          <w:lang w:val="es-MX"/>
+                        </w:rPr>
+                        <w:t xml:space="preserve">Claros </w:t>
+                      </w:r>
+                      <w:proofErr w:type="spellStart"/>
+                      <w:r>
+                        <w:rPr>
+                          <w:rFonts w:eastAsia="Cambria"/>
+                          <w:color w:val="000000" w:themeColor="dark1"/>
+                          <w:sz w:val="24"/>
+                          <w:szCs w:val="24"/>
+                          <w:lang w:val="es-MX"/>
+                        </w:rPr>
+                        <w:t>Suntura</w:t>
+                      </w:r>
+                      <w:proofErr w:type="spellEnd"/>
+                      <w:r>
+                        <w:rPr>
+                          <w:rFonts w:eastAsia="Cambria"/>
+                          <w:color w:val="000000" w:themeColor="dark1"/>
+                          <w:sz w:val="24"/>
+                          <w:szCs w:val="24"/>
+                          <w:lang w:val="es-MX"/>
+                        </w:rPr>
+                        <w:t xml:space="preserve"> Juan </w:t>
+                      </w:r>
+                      <w:proofErr w:type="spellStart"/>
+                      <w:r>
+                        <w:rPr>
+                          <w:rFonts w:eastAsia="Cambria"/>
+                          <w:color w:val="000000" w:themeColor="dark1"/>
+                          <w:sz w:val="24"/>
+                          <w:szCs w:val="24"/>
+                          <w:lang w:val="es-MX"/>
+                        </w:rPr>
+                        <w:t>Jose</w:t>
+                      </w:r>
+                      <w:proofErr w:type="spellEnd"/>
+                      <w:r>
+                        <w:rPr>
+                          <w:rFonts w:eastAsia="Cambria"/>
+                          <w:color w:val="000000" w:themeColor="dark1"/>
+                          <w:sz w:val="24"/>
+                          <w:szCs w:val="24"/>
+                          <w:lang w:val="es-MX"/>
+                        </w:rPr>
+                        <w:t xml:space="preserve"> </w:t>
+                      </w:r>
+                      <w:r>
+                        <w:rPr>
+                          <w:rFonts w:eastAsia="Cambria"/>
+                          <w:i/>
+                          <w:iCs/>
+                          <w:color w:val="000000" w:themeColor="dark1"/>
+                          <w:sz w:val="24"/>
+                          <w:szCs w:val="24"/>
+                          <w:lang w:val="es-MX"/>
+                        </w:rPr>
+                        <w:t>(</w:t>
+                      </w:r>
+                      <w:r>
+                        <w:rPr>
+                          <w:rFonts w:eastAsia="Cambria"/>
+                          <w:i/>
+                          <w:iCs/>
+                          <w:color w:val="000000" w:themeColor="dark1"/>
+                          <w:sz w:val="24"/>
+                          <w:szCs w:val="24"/>
+                          <w:lang w:val="es-MX"/>
+                        </w:rPr>
+                        <w:t xml:space="preserve">Desarrollador </w:t>
+                      </w:r>
+                      <w:proofErr w:type="spellStart"/>
+                      <w:r>
+                        <w:rPr>
+                          <w:rFonts w:eastAsia="Cambria"/>
+                          <w:i/>
+                          <w:iCs/>
+                          <w:color w:val="000000" w:themeColor="dark1"/>
+                          <w:sz w:val="24"/>
+                          <w:szCs w:val="24"/>
+                          <w:lang w:val="es-MX"/>
+                        </w:rPr>
+                        <w:t>FullStack</w:t>
+                      </w:r>
+                      <w:proofErr w:type="spellEnd"/>
+                      <w:r>
+                        <w:rPr>
+                          <w:rFonts w:eastAsia="Cambria"/>
+                          <w:i/>
+                          <w:iCs/>
+                          <w:color w:val="000000" w:themeColor="dark1"/>
+                          <w:sz w:val="24"/>
+                          <w:szCs w:val="24"/>
+                          <w:lang w:val="es-MX"/>
+                        </w:rPr>
+                        <w:t>)</w:t>
+                      </w:r>
+                    </w:p>
+                    <w:p>
+                      <w:pPr>
+                        <w:numPr>
+                          <w:ilvl w:val="0"/>
+                          <w:numId w:val="43"/>
+                        </w:numPr>
+                        <w:spacing w:line="256" w:lineRule="auto"/>
+                        <w:rPr>
+                          <w:rFonts w:eastAsia="Cambria"/>
+                          <w:color w:val="000000" w:themeColor="dark1"/>
+                          <w:sz w:val="24"/>
+                          <w:szCs w:val="24"/>
+                          <w:lang w:val="es-MX"/>
+                        </w:rPr>
+                      </w:pPr>
+                      <w:proofErr w:type="spellStart"/>
+                      <w:r>
+                        <w:rPr>
+                          <w:rFonts w:eastAsia="Cambria"/>
+                          <w:color w:val="000000" w:themeColor="dark1"/>
+                          <w:sz w:val="24"/>
+                          <w:szCs w:val="24"/>
+                          <w:lang w:val="es-MX"/>
+                        </w:rPr>
+                        <w:t>Lecoña</w:t>
+                      </w:r>
+                      <w:proofErr w:type="spellEnd"/>
+                      <w:r>
+                        <w:rPr>
+                          <w:rFonts w:eastAsia="Cambria"/>
+                          <w:color w:val="000000" w:themeColor="dark1"/>
+                          <w:sz w:val="24"/>
+                          <w:szCs w:val="24"/>
+                          <w:lang w:val="es-MX"/>
+                        </w:rPr>
+                        <w:t xml:space="preserve"> Condori </w:t>
+                      </w:r>
+                      <w:proofErr w:type="spellStart"/>
+                      <w:r>
+                        <w:rPr>
+                          <w:rFonts w:eastAsia="Cambria"/>
+                          <w:color w:val="000000" w:themeColor="dark1"/>
+                          <w:sz w:val="24"/>
+                          <w:szCs w:val="24"/>
+                          <w:lang w:val="es-MX"/>
+                        </w:rPr>
+                        <w:t>Elias</w:t>
+                      </w:r>
+                      <w:proofErr w:type="spellEnd"/>
+                      <w:r>
+                        <w:rPr>
+                          <w:rFonts w:eastAsia="Cambria"/>
+                          <w:color w:val="000000" w:themeColor="dark1"/>
+                          <w:sz w:val="24"/>
+                          <w:szCs w:val="24"/>
+                          <w:lang w:val="es-MX"/>
+                        </w:rPr>
+                        <w:t xml:space="preserve"> </w:t>
+                      </w:r>
+                      <w:proofErr w:type="spellStart"/>
+                      <w:r>
+                        <w:rPr>
+                          <w:rFonts w:eastAsia="Cambria"/>
+                          <w:color w:val="000000" w:themeColor="dark1"/>
+                          <w:sz w:val="24"/>
+                          <w:szCs w:val="24"/>
+                          <w:lang w:val="es-MX"/>
+                        </w:rPr>
+                        <w:t>Milan</w:t>
+                      </w:r>
+                      <w:proofErr w:type="spellEnd"/>
+                      <w:r>
+                        <w:rPr>
+                          <w:rFonts w:eastAsia="Cambria"/>
+                          <w:color w:val="000000" w:themeColor="dark1"/>
+                          <w:sz w:val="24"/>
+                          <w:szCs w:val="24"/>
+                          <w:lang w:val="es-MX"/>
+                        </w:rPr>
+                        <w:t xml:space="preserve"> </w:t>
+                      </w:r>
+                      <w:r>
+                        <w:rPr>
+                          <w:rFonts w:eastAsia="Cambria"/>
+                          <w:i/>
+                          <w:iCs/>
+                          <w:color w:val="000000" w:themeColor="dark1"/>
+                          <w:sz w:val="24"/>
+                          <w:szCs w:val="24"/>
+                          <w:lang w:val="es-MX"/>
+                        </w:rPr>
+                        <w:t>(</w:t>
+                      </w:r>
+                      <w:r>
+                        <w:rPr>
+                          <w:rFonts w:eastAsia="Cambria"/>
+                          <w:i/>
+                          <w:iCs/>
+                          <w:color w:val="000000" w:themeColor="dark1"/>
+                          <w:sz w:val="24"/>
+                          <w:szCs w:val="24"/>
+                          <w:lang w:val="es-MX"/>
+                        </w:rPr>
+                        <w:t xml:space="preserve">Desarrollador </w:t>
+                      </w:r>
+                      <w:proofErr w:type="spellStart"/>
+                      <w:r>
+                        <w:rPr>
+                          <w:rFonts w:eastAsia="Cambria"/>
+                          <w:i/>
+                          <w:iCs/>
+                          <w:color w:val="000000" w:themeColor="dark1"/>
+                          <w:sz w:val="24"/>
+                          <w:szCs w:val="24"/>
+                          <w:lang w:val="es-MX"/>
+                        </w:rPr>
+                        <w:t>FullStack</w:t>
+                      </w:r>
+                      <w:proofErr w:type="spellEnd"/>
+                      <w:r>
+                        <w:rPr>
+                          <w:rFonts w:eastAsia="Cambria"/>
+                          <w:i/>
+                          <w:iCs/>
+                          <w:color w:val="000000" w:themeColor="dark1"/>
+                          <w:sz w:val="24"/>
+                          <w:szCs w:val="24"/>
+                          <w:lang w:val="es-MX"/>
+                        </w:rPr>
+                        <w:t>)</w:t>
+                      </w:r>
+                    </w:p>
+                    <w:p>
+                      <w:pPr>
+                        <w:numPr>
+                          <w:ilvl w:val="0"/>
+                          <w:numId w:val="43"/>
+                        </w:numPr>
+                        <w:spacing w:line="256" w:lineRule="auto"/>
+                        <w:rPr>
+                          <w:rFonts w:eastAsia="Cambria"/>
+                          <w:color w:val="000000" w:themeColor="dark1"/>
+                          <w:sz w:val="24"/>
+                          <w:szCs w:val="24"/>
+                          <w:lang w:val="en-US"/>
+                        </w:rPr>
+                      </w:pPr>
+                      <w:r>
+                        <w:rPr>
+                          <w:rFonts w:eastAsia="Cambria"/>
+                          <w:color w:val="000000" w:themeColor="dark1"/>
+                          <w:sz w:val="24"/>
+                          <w:szCs w:val="24"/>
+                          <w:lang w:val="en-US"/>
+                        </w:rPr>
+                        <w:t>Maldonado Carvajal Alan Ariel</w:t>
+                      </w:r>
+                      <w:r>
+                        <w:rPr>
+                          <w:rFonts w:eastAsia="Cambria"/>
+                          <w:color w:val="000000" w:themeColor="dark1"/>
+                          <w:sz w:val="24"/>
+                          <w:szCs w:val="24"/>
+                          <w:lang w:val="en-US"/>
+                        </w:rPr>
+                        <w:t xml:space="preserve"> </w:t>
+                      </w:r>
+                      <w:r>
+                        <w:rPr>
+                          <w:rFonts w:eastAsia="Cambria"/>
+                          <w:i/>
+                          <w:iCs/>
+                          <w:color w:val="000000" w:themeColor="dark1"/>
+                          <w:sz w:val="24"/>
+                          <w:szCs w:val="24"/>
+                          <w:lang w:val="en-US"/>
+                        </w:rPr>
+                        <w:t>(</w:t>
+                      </w:r>
+                      <w:r>
+                        <w:rPr>
+                          <w:rFonts w:eastAsia="Cambria"/>
+                          <w:i/>
+                          <w:iCs/>
+                          <w:color w:val="000000" w:themeColor="dark1"/>
+                          <w:sz w:val="24"/>
+                          <w:szCs w:val="24"/>
+                          <w:lang w:val="en-US"/>
+                        </w:rPr>
+                        <w:t>Scrum Master</w:t>
+                      </w:r>
+                      <w:r>
+                        <w:rPr>
+                          <w:rFonts w:eastAsia="Cambria"/>
+                          <w:i/>
+                          <w:iCs/>
+                          <w:color w:val="000000" w:themeColor="dark1"/>
+                          <w:sz w:val="24"/>
+                          <w:szCs w:val="24"/>
+                          <w:lang w:val="en-US"/>
+                        </w:rPr>
+                        <w:t>)</w:t>
+                      </w:r>
+                    </w:p>
+                    <w:p>
+                      <w:pPr>
+                        <w:numPr>
+                          <w:ilvl w:val="0"/>
+                          <w:numId w:val="43"/>
+                        </w:numPr>
+                        <w:spacing w:line="256" w:lineRule="auto"/>
+                        <w:rPr>
+                          <w:rFonts w:eastAsia="Cambria"/>
+                          <w:color w:val="000000" w:themeColor="dark1"/>
+                          <w:sz w:val="24"/>
+                          <w:szCs w:val="24"/>
+                          <w:lang w:val="es-MX"/>
+                        </w:rPr>
+                      </w:pPr>
+                      <w:r>
+                        <w:rPr>
+                          <w:rFonts w:eastAsia="Cambria"/>
+                          <w:color w:val="000000" w:themeColor="dark1"/>
+                          <w:sz w:val="24"/>
+                          <w:szCs w:val="24"/>
+                          <w:lang w:val="es-MX"/>
+                        </w:rPr>
+                        <w:t>Torrez Calle Alvaro Ariel</w:t>
+                      </w:r>
+                      <w:r>
+                        <w:rPr>
+                          <w:rFonts w:eastAsia="Cambria"/>
+                          <w:color w:val="000000" w:themeColor="dark1"/>
+                          <w:sz w:val="24"/>
+                          <w:szCs w:val="24"/>
+                          <w:lang w:val="es-MX"/>
+                        </w:rPr>
+                        <w:t xml:space="preserve"> </w:t>
+                      </w:r>
+                      <w:r>
+                        <w:rPr>
+                          <w:rFonts w:eastAsia="Cambria"/>
+                          <w:i/>
+                          <w:iCs/>
+                          <w:color w:val="000000" w:themeColor="dark1"/>
+                          <w:sz w:val="24"/>
+                          <w:szCs w:val="24"/>
+                          <w:lang w:val="es-MX"/>
+                        </w:rPr>
+                        <w:t>(</w:t>
+                      </w:r>
+                      <w:proofErr w:type="spellStart"/>
+                      <w:r>
+                        <w:rPr>
+                          <w:rFonts w:eastAsia="Cambria"/>
+                          <w:i/>
+                          <w:iCs/>
+                          <w:color w:val="000000" w:themeColor="dark1"/>
+                          <w:sz w:val="24"/>
+                          <w:szCs w:val="24"/>
+                          <w:lang w:val="es-MX"/>
+                        </w:rPr>
+                        <w:t>Product</w:t>
+                      </w:r>
+                      <w:proofErr w:type="spellEnd"/>
+                      <w:r>
+                        <w:rPr>
+                          <w:rFonts w:eastAsia="Cambria"/>
+                          <w:i/>
+                          <w:iCs/>
+                          <w:color w:val="000000" w:themeColor="dark1"/>
+                          <w:sz w:val="24"/>
+                          <w:szCs w:val="24"/>
+                          <w:lang w:val="es-MX"/>
+                        </w:rPr>
+                        <w:t xml:space="preserve"> </w:t>
+                      </w:r>
+                      <w:proofErr w:type="spellStart"/>
+                      <w:r>
+                        <w:rPr>
+                          <w:rFonts w:eastAsia="Cambria"/>
+                          <w:i/>
+                          <w:iCs/>
+                          <w:color w:val="000000" w:themeColor="dark1"/>
+                          <w:sz w:val="24"/>
+                          <w:szCs w:val="24"/>
+                          <w:lang w:val="es-MX"/>
+                        </w:rPr>
+                        <w:t>Owner</w:t>
+                      </w:r>
+                      <w:proofErr w:type="spellEnd"/>
+                      <w:r>
+                        <w:rPr>
+                          <w:rFonts w:eastAsia="Cambria"/>
+                          <w:i/>
+                          <w:iCs/>
+                          <w:color w:val="000000" w:themeColor="dark1"/>
+                          <w:sz w:val="24"/>
+                          <w:szCs w:val="24"/>
+                          <w:lang w:val="es-MX"/>
+                        </w:rPr>
+                        <w:t>)</w:t>
+                      </w:r>
+                    </w:p>
+                    <w:p>
+                      <w:pPr>
+                        <w:spacing w:line="256" w:lineRule="auto"/>
                         <w:rPr>
                           <w:rFonts w:eastAsia="Cambria"/>
                           <w:color w:val="000000" w:themeColor="dark1"/>
@@ -998,21 +2030,7 @@
                           <w:szCs w:val="24"/>
                           <w:lang w:val="es-BO"/>
                         </w:rPr>
-                        <w:t xml:space="preserve"> 4</w:t>
-                      </w:r>
-                    </w:p>
-                    <w:p>
-                      <w:pPr>
-                        <w:spacing w:line="256" w:lineRule="auto"/>
-                        <w:rPr>
-                          <w:rFonts w:eastAsia="Cambria"/>
-                          <w:color w:val="000000" w:themeColor="dark1"/>
-                          <w:sz w:val="24"/>
-                          <w:szCs w:val="24"/>
-                          <w:lang w:val="es-BO"/>
-                        </w:rPr>
                       </w:pPr>
-                      <w:proofErr w:type="spellStart"/>
                       <w:r>
                         <w:rPr>
                           <w:rFonts w:eastAsia="Cambria"/>
@@ -1023,9 +2041,8 @@
                           <w:szCs w:val="24"/>
                           <w:lang w:val="es-BO"/>
                         </w:rPr>
-                        <w:t>Nro</w:t>
+                        <w:t>Materia</w:t>
                       </w:r>
-                      <w:proofErr w:type="spellEnd"/>
                       <w:r>
                         <w:rPr>
                           <w:rFonts w:eastAsia="Cambria"/>
@@ -1036,7 +2053,7 @@
                           <w:szCs w:val="24"/>
                           <w:lang w:val="es-BO"/>
                         </w:rPr>
-                        <w:t xml:space="preserve"> Grupo:</w:t>
+                        <w:t>:</w:t>
                       </w:r>
                       <w:r>
                         <w:rPr>
@@ -1046,12 +2063,73 @@
                           <w:szCs w:val="24"/>
                           <w:lang w:val="es-BO"/>
                         </w:rPr>
-                        <w:t xml:space="preserve"> 5</w:t>
+                        <w:t xml:space="preserve"> </w:t>
+                      </w:r>
+                      <w:proofErr w:type="spellStart"/>
+                      <w:r>
+                        <w:rPr>
+                          <w:rFonts w:eastAsia="Cambria"/>
+                          <w:color w:val="000000" w:themeColor="dark1"/>
+                          <w:sz w:val="24"/>
+                          <w:szCs w:val="24"/>
+                          <w:lang w:val="es-BO"/>
+                        </w:rPr>
+                        <w:t>Ingenieria</w:t>
+                      </w:r>
+                      <w:proofErr w:type="spellEnd"/>
+                      <w:r>
+                        <w:rPr>
+                          <w:rFonts w:eastAsia="Cambria"/>
+                          <w:color w:val="000000" w:themeColor="dark1"/>
+                          <w:sz w:val="24"/>
+                          <w:szCs w:val="24"/>
+                          <w:lang w:val="es-BO"/>
+                        </w:rPr>
+                        <w:t xml:space="preserve"> de Software</w:t>
+                      </w:r>
+                      <w:r>
+                        <w:rPr>
+                          <w:rFonts w:eastAsia="Cambria"/>
+                          <w:color w:val="000000" w:themeColor="dark1"/>
+                          <w:sz w:val="24"/>
+                          <w:szCs w:val="24"/>
+                          <w:lang w:val="es-BO"/>
+                        </w:rPr>
+                        <w:t xml:space="preserve"> (SIS-2</w:t>
+                      </w:r>
+                      <w:r>
+                        <w:rPr>
+                          <w:rFonts w:eastAsia="Cambria"/>
+                          <w:color w:val="000000" w:themeColor="dark1"/>
+                          <w:sz w:val="24"/>
+                          <w:szCs w:val="24"/>
+                          <w:lang w:val="es-BO"/>
+                        </w:rPr>
+                        <w:t>13</w:t>
+                      </w:r>
+                      <w:r>
+                        <w:rPr>
+                          <w:rFonts w:eastAsia="Cambria"/>
+                          <w:color w:val="000000" w:themeColor="dark1"/>
+                          <w:sz w:val="24"/>
+                          <w:szCs w:val="24"/>
+                          <w:lang w:val="es-BO"/>
+                        </w:rPr>
+                        <w:t>)</w:t>
                       </w:r>
                     </w:p>
                     <w:p>
                       <w:pPr>
                         <w:spacing w:line="256" w:lineRule="auto"/>
+                        <w:rPr>
+                          <w:rFonts w:eastAsia="Cambria"/>
+                          <w:color w:val="000000" w:themeColor="dark1"/>
+                          <w:sz w:val="24"/>
+                          <w:szCs w:val="24"/>
+                          <w:lang w:val="es-BO"/>
+                        </w:rPr>
+                      </w:pPr>
+                      <w:r>
                         <w:rPr>
                           <w:rFonts w:eastAsia="Cambria"/>
                           <w:b/>
@@ -1061,10 +2139,11 @@
                           <w:szCs w:val="24"/>
                           <w:lang w:val="es-BO"/>
                         </w:rPr>
-                      </w:pPr>
+                        <w:t>Docente</w:t>
+                      </w:r>
                       <w:r>
                         <w:rPr>
-                          <w:rFonts w:eastAsia="Cambria" w:hint="cs"/>
+                          <w:rFonts w:eastAsia="Cambria"/>
                           <w:b/>
                           <w:bCs/>
                           <w:color w:val="000000" w:themeColor="dark1"/>
@@ -1072,17 +2151,9 @@
                           <w:szCs w:val="24"/>
                           <w:lang w:val="es-BO"/>
                         </w:rPr>
-                        <w:t>Realizado por:</w:t>
+                        <w:t>:</w:t>
                       </w:r>
-                    </w:p>
-                    <w:p>
-                      <w:pPr>
-                        <w:pStyle w:val="ListParagraph"/>
-                        <w:numPr>
-                          <w:ilvl w:val="0"/>
-                          <w:numId w:val="42"/>
-                        </w:numPr>
-                        <w:spacing w:line="256" w:lineRule="auto"/>
+                      <w:r>
                         <w:rPr>
                           <w:rFonts w:eastAsia="Cambria"/>
                           <w:color w:val="000000" w:themeColor="dark1"/>
@@ -1090,7 +2161,8 @@
                           <w:szCs w:val="24"/>
                           <w:lang w:val="es-BO"/>
                         </w:rPr>
-                      </w:pPr>
+                        <w:t xml:space="preserve"> </w:t>
+                      </w:r>
                       <w:r>
                         <w:rPr>
                           <w:rFonts w:eastAsia="Cambria"/>
@@ -1099,8 +2171,9 @@
                           <w:szCs w:val="24"/>
                           <w:lang w:val="es-BO"/>
                         </w:rPr>
-                        <w:t>Alvaro Torrez Calle</w:t>
+                        <w:t xml:space="preserve">Miguel </w:t>
                       </w:r>
+                      <w:proofErr w:type="spellStart"/>
                       <w:r>
                         <w:rPr>
                           <w:rFonts w:eastAsia="Cambria"/>
@@ -1109,9 +2182,9 @@
                           <w:szCs w:val="24"/>
                           <w:lang w:val="es-BO"/>
                         </w:rPr>
-                        <w:t xml:space="preserve"> (</w:t>
+                        <w:t>Angel</w:t>
                       </w:r>
-                      <w:proofErr w:type="spellStart"/>
+                      <w:proofErr w:type="spellEnd"/>
                       <w:r>
                         <w:rPr>
                           <w:rFonts w:eastAsia="Cambria"/>
@@ -1120,10 +2193,12 @@
                           <w:szCs w:val="24"/>
                           <w:lang w:val="es-BO"/>
                         </w:rPr>
-                        <w:t>Lider</w:t>
+                        <w:t xml:space="preserve"> Pacheco Arteaga</w:t>
                       </w:r>
-                      <w:proofErr w:type="spellEnd"/>
-                      <w:r>
+                    </w:p>
+                    <w:p>
+                      <w:pPr>
+                        <w:spacing w:line="256" w:lineRule="auto"/>
                         <w:rPr>
                           <w:rFonts w:eastAsia="Cambria"/>
                           <w:color w:val="000000" w:themeColor="dark1"/>
@@ -1131,17 +2206,32 @@
                           <w:szCs w:val="24"/>
                           <w:lang w:val="es-BO"/>
                         </w:rPr>
-                        <w:t xml:space="preserve"> del proyecto)</w:t>
+                      </w:pPr>
+                      <w:r>
+                        <w:rPr>
+                          <w:rFonts w:eastAsia="Cambria"/>
+                          <w:b/>
+                          <w:bCs/>
+                          <w:color w:val="000000" w:themeColor="dark1"/>
+                          <w:sz w:val="24"/>
+                          <w:szCs w:val="24"/>
+                          <w:lang w:val="es-BO"/>
+                        </w:rPr>
+                        <w:t>Fecha</w:t>
                       </w:r>
-                    </w:p>
-                    <w:p>
-                      <w:pPr>
-                        <w:pStyle w:val="ListParagraph"/>
-                        <w:numPr>
-                          <w:ilvl w:val="0"/>
-                          <w:numId w:val="42"/>
-                        </w:numPr>
-                        <w:spacing w:line="256" w:lineRule="auto"/>
+                      <w:r>
+                        <w:rPr>
+                          <w:rFonts w:eastAsia="Cambria"/>
+                          <w:b/>
+                          <w:bCs/>
+                          <w:color w:val="000000" w:themeColor="dark1"/>
+                          <w:sz w:val="24"/>
+                          <w:szCs w:val="24"/>
+                          <w:lang w:val="es-BO"/>
+                        </w:rPr>
+                        <w:t>:</w:t>
+                      </w:r>
+                      <w:r>
                         <w:rPr>
                           <w:rFonts w:eastAsia="Cambria"/>
                           <w:color w:val="000000" w:themeColor="dark1"/>
@@ -1149,85 +2239,9 @@
                           <w:szCs w:val="24"/>
                           <w:lang w:val="es-BO"/>
                         </w:rPr>
-                      </w:pPr>
-                      <w:proofErr w:type="spellStart"/>
-                      <w:r>
-                        <w:rPr>
-                          <w:rFonts w:eastAsia="Cambria"/>
-                          <w:color w:val="000000" w:themeColor="dark1"/>
-                          <w:sz w:val="24"/>
-                          <w:szCs w:val="24"/>
-                        </w:rPr>
-                        <w:t>Andre</w:t>
-                      </w:r>
-                      <w:proofErr w:type="spellEnd"/>
-                      <w:r>
-                        <w:rPr>
-                          <w:rFonts w:eastAsia="Cambria"/>
-                          <w:color w:val="000000" w:themeColor="dark1"/>
-                          <w:sz w:val="24"/>
-                          <w:szCs w:val="24"/>
-                        </w:rPr>
-                        <w:t xml:space="preserve"> Fernando Suxo Condori</w:t>
+                        <w:t xml:space="preserve"> </w:t>
                       </w:r>
                       <w:r>
-                        <w:rPr>
-                          <w:rFonts w:eastAsia="Cambria"/>
-                          <w:color w:val="000000" w:themeColor="dark1"/>
-                          <w:sz w:val="24"/>
-                          <w:szCs w:val="24"/>
-                        </w:rPr>
-                        <w:t xml:space="preserve"> (</w:t>
-                      </w:r>
-                      <w:proofErr w:type="spellStart"/>
-                      <w:r>
-                        <w:rPr>
-                          <w:rFonts w:eastAsia="Cambria"/>
-                          <w:color w:val="000000" w:themeColor="dark1"/>
-                          <w:sz w:val="24"/>
-                          <w:szCs w:val="24"/>
-                        </w:rPr>
-                        <w:t>Dise</w:t>
-                      </w:r>
-                      <w:r>
-                        <w:rPr>
-                          <w:rFonts w:eastAsia="Cambria"/>
-                          <w:color w:val="000000" w:themeColor="dark1"/>
-                          <w:sz w:val="24"/>
-                          <w:szCs w:val="24"/>
-                          <w:lang w:val="es-MX"/>
-                        </w:rPr>
-                        <w:t>ñador</w:t>
-                      </w:r>
-                      <w:proofErr w:type="spellEnd"/>
-                      <w:r>
-                        <w:rPr>
-                          <w:rFonts w:eastAsia="Cambria"/>
-                          <w:color w:val="000000" w:themeColor="dark1"/>
-                          <w:sz w:val="24"/>
-                          <w:szCs w:val="24"/>
-                          <w:lang w:val="es-MX"/>
-                        </w:rPr>
-                        <w:t xml:space="preserve"> Base de Datos</w:t>
-                      </w:r>
-                      <w:r>
-                        <w:rPr>
-                          <w:rFonts w:eastAsia="Cambria"/>
-                          <w:color w:val="000000" w:themeColor="dark1"/>
-                          <w:sz w:val="24"/>
-                          <w:szCs w:val="24"/>
-                        </w:rPr>
-                        <w:t>)</w:t>
-                      </w:r>
-                    </w:p>
-                    <w:p>
-                      <w:pPr>
-                        <w:pStyle w:val="ListParagraph"/>
-                        <w:numPr>
-                          <w:ilvl w:val="0"/>
-                          <w:numId w:val="42"/>
-                        </w:numPr>
-                        <w:spacing w:line="256" w:lineRule="auto"/>
                         <w:rPr>
                           <w:rFonts w:eastAsia="Cambria"/>
                           <w:color w:val="000000" w:themeColor="dark1"/>
@@ -1235,70 +2249,12 @@
                           <w:szCs w:val="24"/>
                           <w:lang w:val="es-BO"/>
                         </w:rPr>
-                      </w:pPr>
-                      <w:r>
-                        <w:rPr>
-                          <w:rFonts w:eastAsia="Cambria"/>
-                          <w:color w:val="000000" w:themeColor="dark1"/>
-                          <w:sz w:val="24"/>
-                          <w:szCs w:val="24"/>
-                        </w:rPr>
-                        <w:t xml:space="preserve">Ariane Luz </w:t>
-                      </w:r>
-                      <w:proofErr w:type="spellStart"/>
-                      <w:r>
-                        <w:rPr>
-                          <w:rFonts w:eastAsia="Cambria"/>
-                          <w:color w:val="000000" w:themeColor="dark1"/>
-                          <w:sz w:val="24"/>
-                          <w:szCs w:val="24"/>
-                        </w:rPr>
-                        <w:t>Quecaña</w:t>
-                      </w:r>
-                      <w:proofErr w:type="spellEnd"/>
-                      <w:r>
-                        <w:rPr>
-                          <w:rFonts w:eastAsia="Cambria"/>
-                          <w:color w:val="000000" w:themeColor="dark1"/>
-                          <w:sz w:val="24"/>
-                          <w:szCs w:val="24"/>
-                        </w:rPr>
-                        <w:t xml:space="preserve"> Mamani</w:t>
-                      </w:r>
-                      <w:r>
-                        <w:rPr>
-                          <w:rFonts w:eastAsia="Cambria"/>
-                          <w:color w:val="000000" w:themeColor="dark1"/>
-                          <w:sz w:val="24"/>
-                          <w:szCs w:val="24"/>
-                        </w:rPr>
-                        <w:t xml:space="preserve"> (Diseñadora Front </w:t>
-                      </w:r>
-                      <w:proofErr w:type="spellStart"/>
-                      <w:r>
-                        <w:rPr>
-                          <w:rFonts w:eastAsia="Cambria"/>
-                          <w:color w:val="000000" w:themeColor="dark1"/>
-                          <w:sz w:val="24"/>
-                          <w:szCs w:val="24"/>
-                        </w:rPr>
-                        <w:t>End</w:t>
-                      </w:r>
-                      <w:proofErr w:type="spellEnd"/>
-                      <w:r>
-                        <w:rPr>
-                          <w:rFonts w:eastAsia="Cambria"/>
-                          <w:color w:val="000000" w:themeColor="dark1"/>
-                          <w:sz w:val="24"/>
-                          <w:szCs w:val="24"/>
-                        </w:rPr>
-                        <w:t>)</w:t>
+                        <w:t>06/03/2026</w:t>
                       </w:r>
                     </w:p>
                     <w:p>
                       <w:pPr>
                         <w:spacing w:line="256" w:lineRule="auto"/>
-                        <w:jc w:val="center"/>
                         <w:rPr>
                           <w:rFonts w:eastAsia="Cambria"/>
                           <w:color w:val="000000" w:themeColor="dark1"/>
@@ -1307,6 +2263,84 @@
                           <w:lang w:val="es-BO"/>
                         </w:rPr>
                       </w:pPr>
+                      <w:r>
+                        <w:rPr>
+                          <w:rFonts w:eastAsia="Cambria"/>
+                          <w:b/>
+                          <w:bCs/>
+                          <w:color w:val="000000" w:themeColor="dark1"/>
+                          <w:sz w:val="24"/>
+                          <w:szCs w:val="24"/>
+                          <w:lang w:val="es-BO"/>
+                        </w:rPr>
+                        <w:t>Universidad</w:t>
+                      </w:r>
+                      <w:r>
+                        <w:rPr>
+                          <w:rFonts w:eastAsia="Cambria"/>
+                          <w:b/>
+                          <w:bCs/>
+                          <w:color w:val="000000" w:themeColor="dark1"/>
+                          <w:sz w:val="24"/>
+                          <w:szCs w:val="24"/>
+                          <w:lang w:val="es-BO"/>
+                        </w:rPr>
+                        <w:t>:</w:t>
+                      </w:r>
+                      <w:r>
+                        <w:rPr>
+                          <w:rFonts w:eastAsia="Cambria"/>
+                          <w:color w:val="000000" w:themeColor="dark1"/>
+                          <w:sz w:val="24"/>
+                          <w:szCs w:val="24"/>
+                          <w:lang w:val="es-BO"/>
+                        </w:rPr>
+                        <w:t xml:space="preserve"> </w:t>
+                      </w:r>
+                      <w:r>
+                        <w:rPr>
+                          <w:rFonts w:eastAsia="Cambria"/>
+                          <w:color w:val="000000" w:themeColor="dark1"/>
+                          <w:sz w:val="24"/>
+                          <w:szCs w:val="24"/>
+                          <w:lang w:val="es-BO"/>
+                        </w:rPr>
+                        <w:t xml:space="preserve">Universidad </w:t>
+                      </w:r>
+                      <w:proofErr w:type="spellStart"/>
+                      <w:r>
+                        <w:rPr>
+                          <w:rFonts w:eastAsia="Cambria"/>
+                          <w:color w:val="000000" w:themeColor="dark1"/>
+                          <w:sz w:val="24"/>
+                          <w:szCs w:val="24"/>
+                          <w:lang w:val="es-BO"/>
+                        </w:rPr>
+                        <w:t>Catolica</w:t>
+                      </w:r>
+                      <w:proofErr w:type="spellEnd"/>
+                      <w:r>
+                        <w:rPr>
+                          <w:rFonts w:eastAsia="Cambria"/>
+                          <w:color w:val="000000" w:themeColor="dark1"/>
+                          <w:sz w:val="24"/>
+                          <w:szCs w:val="24"/>
+                          <w:lang w:val="es-BO"/>
+                        </w:rPr>
+                        <w:t xml:space="preserve"> </w:t>
+                      </w:r>
+                      <w:proofErr w:type="gramStart"/>
+                      <w:r>
+                        <w:rPr>
+                          <w:rFonts w:eastAsia="Cambria"/>
+                          <w:color w:val="000000" w:themeColor="dark1"/>
+                          <w:sz w:val="24"/>
+                          <w:szCs w:val="24"/>
+                          <w:lang w:val="es-BO"/>
+                        </w:rPr>
+                        <w:t>Boliviana</w:t>
+                      </w:r>
+                      <w:proofErr w:type="gramEnd"/>
                       <w:r>
                         <w:rPr>
                           <w:rFonts w:eastAsia="Cambria" w:hint="cs"/>
@@ -1407,46 +2441,52 @@
                         <w:spacing w:line="256" w:lineRule="auto"/>
                         <w:jc w:val="center"/>
                         <w:rPr>
-                          <w:sz w:val="24"/>
-                          <w:szCs w:val="24"/>
+                          <w:rFonts w:eastAsia="Cambria"/>
+                          <w:color w:val="FFFF00"/>
+                          <w:sz w:val="6"/>
+                          <w:szCs w:val="6"/>
+                          <w:lang w:val="es-BO"/>
                         </w:rPr>
                       </w:pPr>
-                      <w:r>
-                        <w:rPr>
-                          <w:sz w:val="24"/>
-                          <w:szCs w:val="24"/>
-                        </w:rPr>
-                        <w:t>Docente r</w:t>
-                      </w:r>
-                      <w:r>
-                        <w:rPr>
-                          <w:sz w:val="24"/>
-                          <w:szCs w:val="24"/>
-                        </w:rPr>
-                        <w:t>evisor</w:t>
-                      </w:r>
-                      <w:r>
-                        <w:rPr>
-                          <w:rFonts w:hint="cs"/>
-                          <w:sz w:val="24"/>
-                          <w:szCs w:val="24"/>
-                        </w:rPr>
-                        <w:t xml:space="preserve">: </w:t>
-                      </w:r>
-                      <w:r>
-                        <w:rPr>
-                          <w:sz w:val="24"/>
-                          <w:szCs w:val="24"/>
-                        </w:rPr>
-                        <w:t>Ing. O</w:t>
-                      </w:r>
-                      <w:r>
-                        <w:rPr>
-                          <w:sz w:val="24"/>
-                          <w:szCs w:val="24"/>
-                        </w:rPr>
-                        <w:t>rlando Rivera</w:t>
-                      </w:r>
+                    </w:p>
+                    <w:p>
+                      <w:pPr>
+                        <w:spacing w:line="256" w:lineRule="auto"/>
+                        <w:jc w:val="center"/>
+                        <w:rPr>
+                          <w:rFonts w:eastAsia="Cambria"/>
+                          <w:color w:val="FFFF00"/>
+                          <w:sz w:val="6"/>
+                          <w:szCs w:val="6"/>
+                          <w:lang w:val="es-BO"/>
+                        </w:rPr>
+                      </w:pPr>
+                    </w:p>
+                    <w:p>
+                      <w:pPr>
+                        <w:spacing w:line="256" w:lineRule="auto"/>
+                        <w:jc w:val="center"/>
+                        <w:rPr>
+                          <w:rFonts w:eastAsia="Cambria"/>
+                          <w:color w:val="FFFF00"/>
+                          <w:sz w:val="6"/>
+                          <w:szCs w:val="6"/>
+                          <w:lang w:val="es-BO"/>
+                        </w:rPr>
+                      </w:pPr>
+                    </w:p>
+                    <w:p>
+                      <w:pPr>
+                        <w:spacing w:line="256" w:lineRule="auto"/>
+                        <w:jc w:val="center"/>
+                        <w:rPr>
+                          <w:rFonts w:eastAsia="Cambria"/>
+                          <w:color w:val="FFFF00"/>
+                          <w:sz w:val="6"/>
+                          <w:szCs w:val="6"/>
+                          <w:lang w:val="es-BO"/>
+                        </w:rPr>
+                      </w:pPr>
                     </w:p>
                     <w:p>
                       <w:pPr>
@@ -1643,250 +2683,6 @@
                   </w:txbxContent>
                 </v:textbox>
               </v:rect>
-            </w:pict>
-          </mc:Fallback>
-        </mc:AlternateContent>
-      </w:r>
-      <w:r>
-        <w:rPr>
-          <w:noProof/>
-          <w:lang w:val="en-US" w:eastAsia="en-US"/>
-        </w:rPr>
-        <mc:AlternateContent>
-          <mc:Choice Requires="wps">
-            <w:drawing>
-              <wp:anchor distT="0" distB="0" distL="114300" distR="114300" simplePos="0" relativeHeight="251661312" behindDoc="0" locked="0" layoutInCell="0" allowOverlap="1" wp14:anchorId="1F3B95EA" wp14:editId="67A53AE5">
-                <wp:simplePos x="0" y="0"/>
-                <wp:positionH relativeFrom="column">
-                  <wp:posOffset>1421765</wp:posOffset>
-                </wp:positionH>
-                <wp:positionV relativeFrom="paragraph">
-                  <wp:posOffset>2630170</wp:posOffset>
-                </wp:positionV>
-                <wp:extent cx="3857625" cy="1117600"/>
-                <wp:effectExtent l="0" t="0" r="15875" b="12700"/>
-                <wp:wrapNone/>
-                <wp:docPr id="2" name="Cuadro de texto 2"/>
-                <wp:cNvGraphicFramePr>
-                  <a:graphicFrameLocks xmlns:a="http://schemas.openxmlformats.org/drawingml/2006/main"/>
-                </wp:cNvGraphicFramePr>
-                <a:graphic xmlns:a="http://schemas.openxmlformats.org/drawingml/2006/main">
-                  <a:graphicData uri="http://schemas.microsoft.com/office/word/2010/wordprocessingShape">
-                    <wps:wsp>
-                      <wps:cNvSpPr txBox="1">
-                        <a:spLocks noChangeArrowheads="1"/>
-                      </wps:cNvSpPr>
-                      <wps:spPr bwMode="auto">
-                        <a:xfrm>
-                          <a:off x="0" y="0"/>
-                          <a:ext cx="3857625" cy="1117600"/>
-                        </a:xfrm>
-                        <a:prstGeom prst="rect">
-                          <a:avLst/>
-                        </a:prstGeom>
-                        <a:solidFill>
-                          <a:srgbClr val="FFFFFF"/>
-                        </a:solidFill>
-                        <a:ln w="9525">
-                          <a:solidFill>
-                            <a:srgbClr val="000000"/>
-                          </a:solidFill>
-                          <a:miter lim="800000"/>
-                          <a:headEnd/>
-                          <a:tailEnd/>
-                        </a:ln>
-                      </wps:spPr>
-                      <wps:txbx>
-                        <w:txbxContent>
-                          <w:p>
-                            <w:pPr>
-                              <w:jc w:val="center"/>
-                              <w:rPr>
-                                <w:sz w:val="28"/>
-                                <w:szCs w:val="28"/>
-                                <w:lang w:val="es-BO"/>
-                              </w:rPr>
-                            </w:pPr>
-                          </w:p>
-                          <w:p>
-                            <w:pPr>
-                              <w:jc w:val="center"/>
-                              <w:rPr>
-                                <w:sz w:val="28"/>
-                                <w:szCs w:val="28"/>
-                                <w:lang w:val="es-BO"/>
-                              </w:rPr>
-                            </w:pPr>
-                            <w:r>
-                              <w:rPr>
-                                <w:sz w:val="28"/>
-                                <w:szCs w:val="28"/>
-                                <w:lang w:val="es-BO"/>
-                              </w:rPr>
-                              <w:t>PROYECTO SIS-225</w:t>
-                            </w:r>
-                          </w:p>
-                          <w:p>
-                            <w:pPr>
-                              <w:jc w:val="center"/>
-                              <w:rPr>
-                                <w:sz w:val="28"/>
-                                <w:szCs w:val="28"/>
-                                <w:lang w:val="es-BO"/>
-                              </w:rPr>
-                            </w:pPr>
-                            <w:r>
-                              <w:rPr>
-                                <w:sz w:val="28"/>
-                                <w:szCs w:val="28"/>
-                                <w:lang w:val="es-BO"/>
-                              </w:rPr>
-                              <w:t>“</w:t>
-                            </w:r>
-                            <w:r>
-                              <w:rPr>
-                                <w:sz w:val="28"/>
-                                <w:szCs w:val="28"/>
-                                <w:lang w:val="es-BO"/>
-                              </w:rPr>
-                              <w:t xml:space="preserve">SISTEMA </w:t>
-                            </w:r>
-                            <w:r>
-                              <w:rPr>
-                                <w:sz w:val="28"/>
-                                <w:szCs w:val="28"/>
-                                <w:lang w:val="es-BO"/>
-                              </w:rPr>
-                              <w:t>VETERINARIO</w:t>
-                            </w:r>
-                            <w:r>
-                              <w:rPr>
-                                <w:sz w:val="28"/>
-                                <w:szCs w:val="28"/>
-                                <w:lang w:val="es-BO"/>
-                              </w:rPr>
-                              <w:t>”</w:t>
-                            </w:r>
-                          </w:p>
-                          <w:p>
-                            <w:pPr>
-                              <w:jc w:val="center"/>
-                              <w:rPr>
-                                <w:sz w:val="28"/>
-                                <w:szCs w:val="28"/>
-                                <w:lang w:val="es-BO"/>
-                              </w:rPr>
-                            </w:pPr>
-                          </w:p>
-                        </w:txbxContent>
-                      </wps:txbx>
-                      <wps:bodyPr rot="0" vert="horz" wrap="square" lIns="91440" tIns="45720" rIns="91440" bIns="45720" anchor="t" anchorCtr="0" upright="1">
-                        <a:noAutofit/>
-                      </wps:bodyPr>
-                    </wps:wsp>
-                  </a:graphicData>
-                </a:graphic>
-                <wp14:sizeRelH relativeFrom="page">
-                  <wp14:pctWidth>0</wp14:pctWidth>
-                </wp14:sizeRelH>
-                <wp14:sizeRelV relativeFrom="page">
-                  <wp14:pctHeight>0</wp14:pctHeight>
-                </wp14:sizeRelV>
-              </wp:anchor>
-            </w:drawing>
-          </mc:Choice>
-          <mc:Fallback>
-            <w:pict>
-              <v:shapetype w14:anchorId="1F3B95EA" id="_x0000_t202" coordsize="21600,21600" o:spt="202" path="m,l,21600r21600,l21600,xe">
-                <v:stroke joinstyle="miter"/>
-                <v:path gradientshapeok="t" o:connecttype="rect"/>
-              </v:shapetype>
-              <v:shape id="Cuadro de texto 2" o:spid="_x0000_s1027" type="#_x0000_t202" style="position:absolute;margin-left:111.95pt;margin-top:207.1pt;width:303.75pt;height:88pt;z-index:251661312;visibility:visible;mso-wrap-style:square;mso-width-percent:0;mso-height-percent:0;mso-wrap-distance-left:9pt;mso-wrap-distance-top:0;mso-wrap-distance-right:9pt;mso-wrap-distance-bottom:0;mso-position-horizontal:absolute;mso-position-horizontal-relative:text;mso-position-vertical:absolute;mso-position-vertical-relative:text;mso-width-percent:0;mso-height-percent:0;mso-width-relative:page;mso-height-relative:page;v-text-anchor:top" o:gfxdata="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" o:allowincell="f">
-                <v:textbox>
-                  <w:txbxContent>
-                    <w:p>
-                      <w:pPr>
-                        <w:jc w:val="center"/>
-                        <w:rPr>
-                          <w:sz w:val="28"/>
-                          <w:szCs w:val="28"/>
-                          <w:lang w:val="es-BO"/>
-                        </w:rPr>
-                      </w:pPr>
-                    </w:p>
-                    <w:p>
-                      <w:pPr>
-                        <w:jc w:val="center"/>
-                        <w:rPr>
-                          <w:sz w:val="28"/>
-                          <w:szCs w:val="28"/>
-                          <w:lang w:val="es-BO"/>
-                        </w:rPr>
-                      </w:pPr>
-                      <w:r>
-                        <w:rPr>
-                          <w:sz w:val="28"/>
-                          <w:szCs w:val="28"/>
-                          <w:lang w:val="es-BO"/>
-                        </w:rPr>
-                        <w:t>PROYECTO SIS-225</w:t>
-                      </w:r>
-                    </w:p>
-                    <w:p>
-                      <w:pPr>
-                        <w:jc w:val="center"/>
-                        <w:rPr>
-                          <w:sz w:val="28"/>
-                          <w:szCs w:val="28"/>
-                          <w:lang w:val="es-BO"/>
-                        </w:rPr>
-                      </w:pPr>
-                      <w:r>
-                        <w:rPr>
-                          <w:sz w:val="28"/>
-                          <w:szCs w:val="28"/>
-                          <w:lang w:val="es-BO"/>
-                        </w:rPr>
-                        <w:t>“</w:t>
-                      </w:r>
-                      <w:r>
-                        <w:rPr>
-                          <w:sz w:val="28"/>
-                          <w:szCs w:val="28"/>
-                          <w:lang w:val="es-BO"/>
-                        </w:rPr>
-                        <w:t xml:space="preserve">SISTEMA </w:t>
-                      </w:r>
-                      <w:r>
-                        <w:rPr>
-                          <w:sz w:val="28"/>
-                          <w:szCs w:val="28"/>
-                          <w:lang w:val="es-BO"/>
-                        </w:rPr>
-                        <w:t>VETERINARIO</w:t>
-                      </w:r>
-                      <w:r>
-                        <w:rPr>
-                          <w:sz w:val="28"/>
-                          <w:szCs w:val="28"/>
-                          <w:lang w:val="es-BO"/>
-                        </w:rPr>
-                        <w:t>”</w:t>
-                      </w:r>
-                    </w:p>
-                    <w:p>
-                      <w:pPr>
-                        <w:jc w:val="center"/>
-                        <w:rPr>
-                          <w:sz w:val="28"/>
-                          <w:szCs w:val="28"/>
-                          <w:lang w:val="es-BO"/>
-                        </w:rPr>
-                      </w:pPr>
-                    </w:p>
-                  </w:txbxContent>
-                </v:textbox>
-              </v:shape>
             </w:pict>
           </mc:Fallback>
         </mc:AlternateContent>
@@ -1920,7 +2716,7 @@
                     <pic:cNvPicPr/>
                   </pic:nvPicPr>
                   <pic:blipFill>
-                    <a:blip r:embed="rId8" cstate="print">
+                    <a:blip r:embed="rId9" cstate="print">
                       <a:extLst>
                         <a:ext uri="{28A0092B-C50C-407E-A947-70E740481C1C}">
                           <a14:useLocalDpi xmlns:a14="http://schemas.microsoft.com/office/drawing/2010/main" val="0"/>
@@ -2454,10 +3250,19 @@
           </mc:Fallback>
         </mc:AlternateContent>
       </w:r>
-      <w:bookmarkStart w:id="1" w:name="_Toc176116609"/>
-      <w:bookmarkStart w:id="2" w:name="_Toc1702101098"/>
-      <w:bookmarkEnd w:id="1"/>
+      <w:bookmarkStart w:id="2" w:name="_Toc176116609"/>
+      <w:bookmarkStart w:id="3" w:name="_Toc1702101098"/>
       <w:bookmarkEnd w:id="2"/>
+      <w:bookmarkEnd w:id="3"/>
+      <w:r>
+        <w:rPr>
+          <w:color w:val="000000"/>
+          <w:sz w:val="28"/>
+          <w:szCs w:val="28"/>
+          <w:bdr w:val="none" w:sz="0" w:space="0" w:color="auto" w:frame="1"/>
+        </w:rPr>
+        <w:t xml:space="preserve"> </w:t>
+      </w:r>
     </w:p>
     <w:sectPr>
       <w:pgSz w:w="12219" w:h="15842"/>
@@ -4793,6 +5598,155 @@
     </w:lvl>
   </w:abstractNum>
   <w:abstractNum w:abstractNumId="18" w15:restartNumberingAfterBreak="0">
+    <w:nsid w:val="2FE475FF"/>
+    <w:multiLevelType w:val="multilevel"/>
+    <w:tmpl w:val="F418C14A"/>
+    <w:lvl w:ilvl="0">
+      <w:start w:val="1"/>
+      <w:numFmt w:val="bullet"/>
+      <w:lvlText w:val=""/>
+      <w:lvlJc w:val="left"/>
+      <w:pPr>
+        <w:tabs>
+          <w:tab w:val="num" w:pos="720"/>
+        </w:tabs>
+        <w:ind w:left="720" w:hanging="360"/>
+      </w:pPr>
+      <w:rPr>
+        <w:rFonts w:ascii="Symbol" w:hAnsi="Symbol" w:hint="default"/>
+        <w:sz w:val="20"/>
+      </w:rPr>
+    </w:lvl>
+    <w:lvl w:ilvl="1" w:tentative="1">
+      <w:start w:val="1"/>
+      <w:numFmt w:val="bullet"/>
+      <w:lvlText w:val="o"/>
+      <w:lvlJc w:val="left"/>
+      <w:pPr>
+        <w:tabs>
+          <w:tab w:val="num" w:pos="1440"/>
+        </w:tabs>
+        <w:ind w:left="1440" w:hanging="360"/>
+      </w:pPr>
+      <w:rPr>
+        <w:rFonts w:ascii="Courier New" w:hAnsi="Courier New" w:hint="default"/>
+        <w:sz w:val="20"/>
+      </w:rPr>
+    </w:lvl>
+    <w:lvl w:ilvl="2" w:tentative="1">
+      <w:start w:val="1"/>
+      <w:numFmt w:val="bullet"/>
+      <w:lvlText w:val=""/>
+      <w:lvlJc w:val="left"/>
+      <w:pPr>
+        <w:tabs>
+          <w:tab w:val="num" w:pos="2160"/>
+        </w:tabs>
+        <w:ind w:left="2160" w:hanging="360"/>
+      </w:pPr>
+      <w:rPr>
+        <w:rFonts w:ascii="Wingdings" w:hAnsi="Wingdings" w:hint="default"/>
+        <w:sz w:val="20"/>
+      </w:rPr>
+    </w:lvl>
+    <w:lvl w:ilvl="3" w:tentative="1">
+      <w:start w:val="1"/>
+      <w:numFmt w:val="bullet"/>
+      <w:lvlText w:val=""/>
+      <w:lvlJc w:val="left"/>
+      <w:pPr>
+        <w:tabs>
+          <w:tab w:val="num" w:pos="2880"/>
+        </w:tabs>
+        <w:ind w:left="2880" w:hanging="360"/>
+      </w:pPr>
+      <w:rPr>
+        <w:rFonts w:ascii="Wingdings" w:hAnsi="Wingdings" w:hint="default"/>
+        <w:sz w:val="20"/>
+      </w:rPr>
+    </w:lvl>
+    <w:lvl w:ilvl="4" w:tentative="1">
+      <w:start w:val="1"/>
+      <w:numFmt w:val="bullet"/>
+      <w:lvlText w:val=""/>
+      <w:lvlJc w:val="left"/>
+      <w:pPr>
+        <w:tabs>
+          <w:tab w:val="num" w:pos="3600"/>
+        </w:tabs>
+        <w:ind w:left="3600" w:hanging="360"/>
+      </w:pPr>
+      <w:rPr>
+        <w:rFonts w:ascii="Wingdings" w:hAnsi="Wingdings" w:hint="default"/>
+        <w:sz w:val="20"/>
+      </w:rPr>
+    </w:lvl>
+    <w:lvl w:ilvl="5" w:tentative="1">
+      <w:start w:val="1"/>
+      <w:numFmt w:val="bullet"/>
+      <w:lvlText w:val=""/>
+      <w:lvlJc w:val="left"/>
+      <w:pPr>
+        <w:tabs>
+          <w:tab w:val="num" w:pos="4320"/>
+        </w:tabs>
+        <w:ind w:left="4320" w:hanging="360"/>
+      </w:pPr>
+      <w:rPr>
+        <w:rFonts w:ascii="Wingdings" w:hAnsi="Wingdings" w:hint="default"/>
+        <w:sz w:val="20"/>
+      </w:rPr>
+    </w:lvl>
+    <w:lvl w:ilvl="6" w:tentative="1">
+      <w:start w:val="1"/>
+      <w:numFmt w:val="bullet"/>
+      <w:lvlText w:val=""/>
+      <w:lvlJc w:val="left"/>
+      <w:pPr>
+        <w:tabs>
+          <w:tab w:val="num" w:pos="5040"/>
+        </w:tabs>
+        <w:ind w:left="5040" w:hanging="360"/>
+      </w:pPr>
+      <w:rPr>
+        <w:rFonts w:ascii="Wingdings" w:hAnsi="Wingdings" w:hint="default"/>
+        <w:sz w:val="20"/>
+      </w:rPr>
+    </w:lvl>
+    <w:lvl w:ilvl="7" w:tentative="1">
+      <w:start w:val="1"/>
+      <w:numFmt w:val="bullet"/>
+      <w:lvlText w:val=""/>
+      <w:lvlJc w:val="left"/>
+      <w:pPr>
+        <w:tabs>
+          <w:tab w:val="num" w:pos="5760"/>
+        </w:tabs>
+        <w:ind w:left="5760" w:hanging="360"/>
+      </w:pPr>
+      <w:rPr>
+        <w:rFonts w:ascii="Wingdings" w:hAnsi="Wingdings" w:hint="default"/>
+        <w:sz w:val="20"/>
+      </w:rPr>
+    </w:lvl>
+    <w:lvl w:ilvl="8" w:tentative="1">
+      <w:start w:val="1"/>
+      <w:numFmt w:val="bullet"/>
+      <w:lvlText w:val=""/>
+      <w:lvlJc w:val="left"/>
+      <w:pPr>
+        <w:tabs>
+          <w:tab w:val="num" w:pos="6480"/>
+        </w:tabs>
+        <w:ind w:left="6480" w:hanging="360"/>
+      </w:pPr>
+      <w:rPr>
+        <w:rFonts w:ascii="Wingdings" w:hAnsi="Wingdings" w:hint="default"/>
+        <w:sz w:val="20"/>
+      </w:rPr>
+    </w:lvl>
+  </w:abstractNum>
+  <w:abstractNum w:abstractNumId="19" w15:restartNumberingAfterBreak="0">
     <w:nsid w:val="33FB6A47"/>
     <w:multiLevelType w:val="hybridMultilevel"/>
     <w:tmpl w:val="E06AFF96"/>
@@ -4905,7 +5859,7 @@
       </w:rPr>
     </w:lvl>
   </w:abstractNum>
-  <w:abstractNum w:abstractNumId="19" w15:restartNumberingAfterBreak="0">
+  <w:abstractNum w:abstractNumId="20" w15:restartNumberingAfterBreak="0">
     <w:nsid w:val="37C3059D"/>
     <w:multiLevelType w:val="hybridMultilevel"/>
     <w:tmpl w:val="ED2E7F82"/>
@@ -5018,7 +5972,7 @@
       </w:rPr>
     </w:lvl>
   </w:abstractNum>
-  <w:abstractNum w:abstractNumId="20" w15:restartNumberingAfterBreak="0">
+  <w:abstractNum w:abstractNumId="21" w15:restartNumberingAfterBreak="0">
     <w:nsid w:val="3F530922"/>
     <w:multiLevelType w:val="hybridMultilevel"/>
     <w:tmpl w:val="299CCE1A"/>
@@ -5131,7 +6085,7 @@
       </w:rPr>
     </w:lvl>
   </w:abstractNum>
-  <w:abstractNum w:abstractNumId="21" w15:restartNumberingAfterBreak="0">
+  <w:abstractNum w:abstractNumId="22" w15:restartNumberingAfterBreak="0">
     <w:nsid w:val="42F27CFE"/>
     <w:multiLevelType w:val="hybridMultilevel"/>
     <w:tmpl w:val="DA7EAD5C"/>
@@ -5244,7 +6198,7 @@
       </w:rPr>
     </w:lvl>
   </w:abstractNum>
-  <w:abstractNum w:abstractNumId="22" w15:restartNumberingAfterBreak="0">
+  <w:abstractNum w:abstractNumId="23" w15:restartNumberingAfterBreak="0">
     <w:nsid w:val="43A37B2F"/>
     <w:multiLevelType w:val="hybridMultilevel"/>
     <w:tmpl w:val="5C26A6E8"/>
@@ -5357,7 +6311,7 @@
       </w:rPr>
     </w:lvl>
   </w:abstractNum>
-  <w:abstractNum w:abstractNumId="23" w15:restartNumberingAfterBreak="0">
+  <w:abstractNum w:abstractNumId="24" w15:restartNumberingAfterBreak="0">
     <w:nsid w:val="44D14556"/>
     <w:multiLevelType w:val="hybridMultilevel"/>
     <w:tmpl w:val="6868F4C0"/>
@@ -5470,7 +6424,7 @@
       </w:rPr>
     </w:lvl>
   </w:abstractNum>
-  <w:abstractNum w:abstractNumId="24" w15:restartNumberingAfterBreak="0">
+  <w:abstractNum w:abstractNumId="25" w15:restartNumberingAfterBreak="0">
     <w:nsid w:val="49DC4F86"/>
     <w:multiLevelType w:val="multilevel"/>
     <w:tmpl w:val="2BD264DA"/>
@@ -5619,7 +6573,7 @@
       </w:rPr>
     </w:lvl>
   </w:abstractNum>
-  <w:abstractNum w:abstractNumId="25" w15:restartNumberingAfterBreak="0">
+  <w:abstractNum w:abstractNumId="26" w15:restartNumberingAfterBreak="0">
     <w:nsid w:val="4A26583B"/>
     <w:multiLevelType w:val="hybridMultilevel"/>
     <w:tmpl w:val="436C09E0"/>
@@ -5732,7 +6686,7 @@
       </w:rPr>
     </w:lvl>
   </w:abstractNum>
-  <w:abstractNum w:abstractNumId="26" w15:restartNumberingAfterBreak="0">
+  <w:abstractNum w:abstractNumId="27" w15:restartNumberingAfterBreak="0">
     <w:nsid w:val="4A43320F"/>
     <w:multiLevelType w:val="hybridMultilevel"/>
     <w:tmpl w:val="36CED344"/>
@@ -5844,7 +6798,7 @@
       </w:rPr>
     </w:lvl>
   </w:abstractNum>
-  <w:abstractNum w:abstractNumId="27" w15:restartNumberingAfterBreak="0">
+  <w:abstractNum w:abstractNumId="28" w15:restartNumberingAfterBreak="0">
     <w:nsid w:val="516028A4"/>
     <w:multiLevelType w:val="hybridMultilevel"/>
     <w:tmpl w:val="B8C4D034"/>
@@ -5957,7 +6911,7 @@
       </w:rPr>
     </w:lvl>
   </w:abstractNum>
-  <w:abstractNum w:abstractNumId="28" w15:restartNumberingAfterBreak="0">
+  <w:abstractNum w:abstractNumId="29" w15:restartNumberingAfterBreak="0">
     <w:nsid w:val="564564CA"/>
     <w:multiLevelType w:val="hybridMultilevel"/>
     <w:tmpl w:val="CE10C968"/>
@@ -6070,7 +7024,7 @@
       </w:rPr>
     </w:lvl>
   </w:abstractNum>
-  <w:abstractNum w:abstractNumId="29" w15:restartNumberingAfterBreak="0">
+  <w:abstractNum w:abstractNumId="30" w15:restartNumberingAfterBreak="0">
     <w:nsid w:val="5AD31B28"/>
     <w:multiLevelType w:val="hybridMultilevel"/>
     <w:tmpl w:val="29DC27D6"/>
@@ -6183,7 +7137,7 @@
       </w:rPr>
     </w:lvl>
   </w:abstractNum>
-  <w:abstractNum w:abstractNumId="30" w15:restartNumberingAfterBreak="0">
+  <w:abstractNum w:abstractNumId="31" w15:restartNumberingAfterBreak="0">
     <w:nsid w:val="5E5F327E"/>
     <w:multiLevelType w:val="hybridMultilevel"/>
     <w:tmpl w:val="A9EA064E"/>
@@ -6296,7 +7250,7 @@
       </w:rPr>
     </w:lvl>
   </w:abstractNum>
-  <w:abstractNum w:abstractNumId="31" w15:restartNumberingAfterBreak="0">
+  <w:abstractNum w:abstractNumId="32" w15:restartNumberingAfterBreak="0">
     <w:nsid w:val="615E1268"/>
     <w:multiLevelType w:val="multilevel"/>
     <w:tmpl w:val="B902EF88"/>
@@ -6409,7 +7363,7 @@
       </w:pPr>
     </w:lvl>
   </w:abstractNum>
-  <w:abstractNum w:abstractNumId="32" w15:restartNumberingAfterBreak="0">
+  <w:abstractNum w:abstractNumId="33" w15:restartNumberingAfterBreak="0">
     <w:nsid w:val="66615B84"/>
     <w:multiLevelType w:val="multilevel"/>
     <w:tmpl w:val="47E8E8BE"/>
@@ -6558,7 +7512,7 @@
       </w:rPr>
     </w:lvl>
   </w:abstractNum>
-  <w:abstractNum w:abstractNumId="33" w15:restartNumberingAfterBreak="0">
+  <w:abstractNum w:abstractNumId="34" w15:restartNumberingAfterBreak="0">
     <w:nsid w:val="68030B9E"/>
     <w:multiLevelType w:val="multilevel"/>
     <w:tmpl w:val="B5A2A7AE"/>
@@ -6672,7 +7626,7 @@
       </w:rPr>
     </w:lvl>
   </w:abstractNum>
-  <w:abstractNum w:abstractNumId="34" w15:restartNumberingAfterBreak="0">
+  <w:abstractNum w:abstractNumId="35" w15:restartNumberingAfterBreak="0">
     <w:nsid w:val="69B33CC9"/>
     <w:multiLevelType w:val="multilevel"/>
     <w:tmpl w:val="75A80D58"/>
@@ -6821,7 +7775,7 @@
       </w:rPr>
     </w:lvl>
   </w:abstractNum>
-  <w:abstractNum w:abstractNumId="35" w15:restartNumberingAfterBreak="0">
+  <w:abstractNum w:abstractNumId="36" w15:restartNumberingAfterBreak="0">
     <w:nsid w:val="76B96C87"/>
     <w:multiLevelType w:val="hybridMultilevel"/>
     <w:tmpl w:val="8744C52E"/>
@@ -6934,7 +7888,7 @@
       </w:rPr>
     </w:lvl>
   </w:abstractNum>
-  <w:abstractNum w:abstractNumId="36" w15:restartNumberingAfterBreak="0">
+  <w:abstractNum w:abstractNumId="37" w15:restartNumberingAfterBreak="0">
     <w:nsid w:val="773A42CE"/>
     <w:multiLevelType w:val="hybridMultilevel"/>
     <w:tmpl w:val="3716AADA"/>
@@ -7047,7 +8001,7 @@
       </w:rPr>
     </w:lvl>
   </w:abstractNum>
-  <w:abstractNum w:abstractNumId="37" w15:restartNumberingAfterBreak="0">
+  <w:abstractNum w:abstractNumId="38" w15:restartNumberingAfterBreak="0">
     <w:nsid w:val="79156667"/>
     <w:multiLevelType w:val="hybridMultilevel"/>
     <w:tmpl w:val="8DB606A2"/>
@@ -7160,7 +8114,7 @@
       </w:rPr>
     </w:lvl>
   </w:abstractNum>
-  <w:abstractNum w:abstractNumId="38" w15:restartNumberingAfterBreak="0">
+  <w:abstractNum w:abstractNumId="39" w15:restartNumberingAfterBreak="0">
     <w:nsid w:val="7D6E275F"/>
     <w:multiLevelType w:val="multilevel"/>
     <w:tmpl w:val="9FC8481E"/>
@@ -7273,7 +8227,7 @@
       </w:pPr>
     </w:lvl>
   </w:abstractNum>
-  <w:abstractNum w:abstractNumId="39" w15:restartNumberingAfterBreak="0">
+  <w:abstractNum w:abstractNumId="40" w15:restartNumberingAfterBreak="0">
     <w:nsid w:val="7DAB6466"/>
     <w:multiLevelType w:val="multilevel"/>
     <w:tmpl w:val="B902EF88"/>
@@ -7386,7 +8340,7 @@
       </w:pPr>
     </w:lvl>
   </w:abstractNum>
-  <w:abstractNum w:abstractNumId="40" w15:restartNumberingAfterBreak="0">
+  <w:abstractNum w:abstractNumId="41" w15:restartNumberingAfterBreak="0">
     <w:nsid w:val="7E635E45"/>
     <w:multiLevelType w:val="multilevel"/>
     <w:tmpl w:val="A2D2CC24"/>
@@ -7535,7 +8489,7 @@
       </w:rPr>
     </w:lvl>
   </w:abstractNum>
-  <w:abstractNum w:abstractNumId="41" w15:restartNumberingAfterBreak="0">
+  <w:abstractNum w:abstractNumId="42" w15:restartNumberingAfterBreak="0">
     <w:nsid w:val="7F861614"/>
     <w:multiLevelType w:val="multilevel"/>
     <w:tmpl w:val="54DAA1BA"/>
@@ -7688,10 +8642,10 @@
     <w:abstractNumId w:val="17"/>
   </w:num>
   <w:num w:numId="2" w16cid:durableId="1383022696">
-    <w:abstractNumId w:val="33"/>
+    <w:abstractNumId w:val="34"/>
   </w:num>
   <w:num w:numId="3" w16cid:durableId="642780140">
-    <w:abstractNumId w:val="28"/>
+    <w:abstractNumId w:val="29"/>
   </w:num>
   <w:num w:numId="4" w16cid:durableId="1777630245">
     <w:abstractNumId w:val="7"/>
@@ -7700,34 +8654,34 @@
     <w:abstractNumId w:val="4"/>
   </w:num>
   <w:num w:numId="6" w16cid:durableId="426773935">
-    <w:abstractNumId w:val="20"/>
+    <w:abstractNumId w:val="21"/>
   </w:num>
   <w:num w:numId="7" w16cid:durableId="1156915468">
-    <w:abstractNumId w:val="23"/>
+    <w:abstractNumId w:val="24"/>
   </w:num>
   <w:num w:numId="8" w16cid:durableId="1638414203">
     <w:abstractNumId w:val="11"/>
   </w:num>
   <w:num w:numId="9" w16cid:durableId="1135103789">
-    <w:abstractNumId w:val="36"/>
+    <w:abstractNumId w:val="37"/>
   </w:num>
   <w:num w:numId="10" w16cid:durableId="670330352">
-    <w:abstractNumId w:val="37"/>
+    <w:abstractNumId w:val="38"/>
   </w:num>
   <w:num w:numId="11" w16cid:durableId="1804695933">
-    <w:abstractNumId w:val="21"/>
+    <w:abstractNumId w:val="22"/>
   </w:num>
   <w:num w:numId="12" w16cid:durableId="399988288">
-    <w:abstractNumId w:val="25"/>
+    <w:abstractNumId w:val="26"/>
   </w:num>
   <w:num w:numId="13" w16cid:durableId="675419478">
     <w:abstractNumId w:val="8"/>
   </w:num>
   <w:num w:numId="14" w16cid:durableId="1287859282">
-    <w:abstractNumId w:val="19"/>
+    <w:abstractNumId w:val="20"/>
   </w:num>
   <w:num w:numId="15" w16cid:durableId="754865127">
-    <w:abstractNumId w:val="34"/>
+    <w:abstractNumId w:val="35"/>
   </w:num>
   <w:num w:numId="16" w16cid:durableId="452333337">
     <w:abstractNumId w:val="3"/>
@@ -7736,13 +8690,13 @@
     <w:abstractNumId w:val="1"/>
   </w:num>
   <w:num w:numId="18" w16cid:durableId="1319574162">
-    <w:abstractNumId w:val="35"/>
+    <w:abstractNumId w:val="36"/>
   </w:num>
   <w:num w:numId="19" w16cid:durableId="711342012">
     <w:abstractNumId w:val="15"/>
   </w:num>
   <w:num w:numId="20" w16cid:durableId="820200355">
-    <w:abstractNumId w:val="32"/>
+    <w:abstractNumId w:val="33"/>
   </w:num>
   <w:num w:numId="21" w16cid:durableId="2124109126">
     <w:abstractNumId w:val="9"/>
@@ -7751,19 +8705,19 @@
     <w:abstractNumId w:val="10"/>
   </w:num>
   <w:num w:numId="23" w16cid:durableId="829634777">
-    <w:abstractNumId w:val="24"/>
+    <w:abstractNumId w:val="25"/>
   </w:num>
   <w:num w:numId="24" w16cid:durableId="1970818988">
-    <w:abstractNumId w:val="18"/>
+    <w:abstractNumId w:val="19"/>
   </w:num>
   <w:num w:numId="25" w16cid:durableId="1732537566">
-    <w:abstractNumId w:val="22"/>
+    <w:abstractNumId w:val="23"/>
   </w:num>
   <w:num w:numId="26" w16cid:durableId="94636484">
-    <w:abstractNumId w:val="30"/>
+    <w:abstractNumId w:val="31"/>
   </w:num>
   <w:num w:numId="27" w16cid:durableId="1403453808">
-    <w:abstractNumId w:val="29"/>
+    <w:abstractNumId w:val="30"/>
   </w:num>
   <w:num w:numId="28" w16cid:durableId="1645893977">
     <w:abstractNumId w:val="2"/>
@@ -7775,40 +8729,43 @@
     <w:abstractNumId w:val="12"/>
   </w:num>
   <w:num w:numId="31" w16cid:durableId="564461678">
-    <w:abstractNumId w:val="38"/>
+    <w:abstractNumId w:val="39"/>
   </w:num>
   <w:num w:numId="32" w16cid:durableId="1122532060">
     <w:abstractNumId w:val="14"/>
   </w:num>
   <w:num w:numId="33" w16cid:durableId="1470518486">
-    <w:abstractNumId w:val="39"/>
+    <w:abstractNumId w:val="40"/>
   </w:num>
   <w:num w:numId="34" w16cid:durableId="532693361">
     <w:abstractNumId w:val="16"/>
   </w:num>
   <w:num w:numId="35" w16cid:durableId="1984504159">
-    <w:abstractNumId w:val="31"/>
+    <w:abstractNumId w:val="32"/>
   </w:num>
   <w:num w:numId="36" w16cid:durableId="73364025">
-    <w:abstractNumId w:val="41"/>
+    <w:abstractNumId w:val="42"/>
   </w:num>
   <w:num w:numId="37" w16cid:durableId="300038129">
-    <w:abstractNumId w:val="40"/>
+    <w:abstractNumId w:val="41"/>
   </w:num>
   <w:num w:numId="38" w16cid:durableId="1002900480">
     <w:abstractNumId w:val="5"/>
   </w:num>
   <w:num w:numId="39" w16cid:durableId="1449809770">
-    <w:abstractNumId w:val="27"/>
+    <w:abstractNumId w:val="28"/>
   </w:num>
   <w:num w:numId="40" w16cid:durableId="126512925">
     <w:abstractNumId w:val="0"/>
   </w:num>
   <w:num w:numId="41" w16cid:durableId="1484856342">
-    <w:abstractNumId w:val="26"/>
+    <w:abstractNumId w:val="27"/>
   </w:num>
   <w:num w:numId="42" w16cid:durableId="311713885">
     <w:abstractNumId w:val="13"/>
+  </w:num>
+  <w:num w:numId="43" w16cid:durableId="1592932333">
+    <w:abstractNumId w:val="18"/>
   </w:num>
   <w:numIdMacAtCleanup w:val="14"/>
 </w:numbering>
@@ -8344,7 +9301,6 @@
   <w:style w:type="character" w:default="1" w:styleId="DefaultParagraphFont">
     <w:name w:val="Default Paragraph Font"/>
     <w:uiPriority w:val="1"/>
-    <w:semiHidden/>
     <w:unhideWhenUsed/>
   </w:style>
   <w:style w:type="table" w:default="1" w:styleId="TableNormal">

--- a/Informe/caratula/Caratula.docx
+++ b/Informe/caratula/Caratula.docx
@@ -4,64 +4,6 @@
   <w:background w:color="FFFFFF"/>
   <w:body>
     <w:p>
-      <w:r>
-        <w:drawing>
-          <wp:anchor distT="0" distB="0" distL="114300" distR="114300" simplePos="0" relativeHeight="251666432" behindDoc="0" locked="0" layoutInCell="1" allowOverlap="1" wp14:anchorId="7E177D7F" wp14:editId="11B7FBE3">
-            <wp:simplePos x="0" y="0"/>
-            <wp:positionH relativeFrom="column">
-              <wp:posOffset>1870844</wp:posOffset>
-            </wp:positionH>
-            <wp:positionV relativeFrom="paragraph">
-              <wp:posOffset>1910615</wp:posOffset>
-            </wp:positionV>
-            <wp:extent cx="2887345" cy="1331595"/>
-            <wp:effectExtent l="0" t="0" r="0" b="1905"/>
-            <wp:wrapNone/>
-            <wp:docPr id="4" name="Picture 4"/>
-            <wp:cNvGraphicFramePr>
-              <a:graphicFrameLocks xmlns:a="http://schemas.openxmlformats.org/drawingml/2006/main" noChangeAspect="1"/>
-            </wp:cNvGraphicFramePr>
-            <a:graphic xmlns:a="http://schemas.openxmlformats.org/drawingml/2006/main">
-              <a:graphicData uri="http://schemas.openxmlformats.org/drawingml/2006/picture">
-                <pic:pic xmlns:pic="http://schemas.openxmlformats.org/drawingml/2006/picture">
-                  <pic:nvPicPr>
-                    <pic:cNvPr id="0" name="Picture 6"/>
-                    <pic:cNvPicPr>
-                      <a:picLocks noChangeAspect="1" noChangeArrowheads="1"/>
-                    </pic:cNvPicPr>
-                  </pic:nvPicPr>
-                  <pic:blipFill>
-                    <a:blip r:embed="rId8">
-                      <a:extLst>
-                        <a:ext uri="{28A0092B-C50C-407E-A947-70E740481C1C}">
-                          <a14:useLocalDpi xmlns:a14="http://schemas.microsoft.com/office/drawing/2010/main" val="0"/>
-                        </a:ext>
-                      </a:extLst>
-                    </a:blip>
-                    <a:srcRect/>
-                    <a:stretch>
-                      <a:fillRect/>
-                    </a:stretch>
-                  </pic:blipFill>
-                  <pic:spPr bwMode="auto">
-                    <a:xfrm>
-                      <a:off x="0" y="0"/>
-                      <a:ext cx="2887345" cy="1331595"/>
-                    </a:xfrm>
-                    <a:prstGeom prst="rect">
-                      <a:avLst/>
-                    </a:prstGeom>
-                    <a:noFill/>
-                    <a:ln>
-                      <a:noFill/>
-                    </a:ln>
-                  </pic:spPr>
-                </pic:pic>
-              </a:graphicData>
-            </a:graphic>
-          </wp:anchor>
-        </w:drawing>
-      </w:r>
       <w:r>
         <w:rPr>
           <w:noProof/>
@@ -70,15 +12,15 @@
         <mc:AlternateContent>
           <mc:Choice Requires="wps">
             <w:drawing>
-              <wp:anchor distT="0" distB="0" distL="114300" distR="114300" simplePos="0" relativeHeight="251661312" behindDoc="0" locked="0" layoutInCell="0" allowOverlap="1" wp14:anchorId="1F3B95EA" wp14:editId="1BFF323A">
+              <wp:anchor distT="0" distB="0" distL="114300" distR="114300" simplePos="0" relativeHeight="251661312" behindDoc="0" locked="0" layoutInCell="0" allowOverlap="1" wp14:anchorId="1F3B95EA" wp14:editId="52530779">
                 <wp:simplePos x="0" y="0"/>
                 <wp:positionH relativeFrom="column">
-                  <wp:posOffset>1352516</wp:posOffset>
+                  <wp:posOffset>1351258</wp:posOffset>
                 </wp:positionH>
                 <wp:positionV relativeFrom="paragraph">
-                  <wp:posOffset>2794301</wp:posOffset>
+                  <wp:posOffset>2795708</wp:posOffset>
                 </wp:positionV>
-                <wp:extent cx="3857625" cy="1716505"/>
+                <wp:extent cx="3857625" cy="2000469"/>
                 <wp:effectExtent l="0" t="0" r="9525" b="0"/>
                 <wp:wrapNone/>
                 <wp:docPr id="2" name="Cuadro de texto 2"/>
@@ -94,7 +36,7 @@
                       <wps:spPr bwMode="auto">
                         <a:xfrm>
                           <a:off x="0" y="0"/>
-                          <a:ext cx="3857625" cy="1716505"/>
+                          <a:ext cx="3857625" cy="2000469"/>
                         </a:xfrm>
                         <a:prstGeom prst="rect">
                           <a:avLst/>
@@ -115,8 +57,10 @@
                             <w:pPr>
                               <w:jc w:val="center"/>
                               <w:rPr>
-                                <w:sz w:val="28"/>
-                                <w:szCs w:val="28"/>
+                                <w:b/>
+                                <w:bCs/>
+                                <w:sz w:val="16"/>
+                                <w:szCs w:val="16"/>
                                 <w:lang w:val="es-BO"/>
                               </w:rPr>
                             </w:pPr>
@@ -125,45 +69,31 @@
                             <w:pPr>
                               <w:jc w:val="center"/>
                               <w:rPr>
-                                <w:rFonts w:ascii="Segoe UI Black" w:hAnsi="Segoe UI Black"/>
-                                <w:sz w:val="48"/>
-                                <w:szCs w:val="48"/>
+                                <w:rFonts w:ascii="Cascadia Code" w:hAnsi="Cascadia Code" w:cs="Cascadia Code"/>
+                                <w:b/>
+                                <w:bCs/>
+                                <w:lang w:val="es-BO"/>
                               </w:rPr>
                             </w:pPr>
                             <w:r>
                               <w:rPr>
-                                <w:rFonts w:ascii="Segoe UI Black" w:hAnsi="Segoe UI Black"/>
-                                <w:sz w:val="48"/>
-                                <w:szCs w:val="48"/>
-                              </w:rPr>
-                              <w:t>GRUPO</w:t>
+                                <w:rFonts w:ascii="Cascadia Code" w:hAnsi="Cascadia Code" w:cs="Cascadia Code"/>
+                                <w:b/>
+                                <w:bCs/>
+                                <w:sz w:val="28"/>
+                                <w:szCs w:val="28"/>
+                              </w:rPr>
+                              <w:t>Desarrollo de un Sistema de Información Organizacional Web basado en el enfoque de Procesamiento de Transacciones (TPS) para la gestión de procesos, usuarios, transacciones y reportes</w:t>
                             </w:r>
                             <w:r>
                               <w:rPr>
-                                <w:rFonts w:ascii="Segoe UI Black" w:hAnsi="Segoe UI Black"/>
-                                <w:sz w:val="48"/>
-                                <w:szCs w:val="48"/>
-                              </w:rPr>
-                              <w:t xml:space="preserve"> 5 S.R.L</w:t>
-                            </w:r>
-                          </w:p>
-                          <w:p>
-                            <w:pPr>
-                              <w:jc w:val="center"/>
-                              <w:rPr>
                                 <w:rFonts w:ascii="Cascadia Code" w:hAnsi="Cascadia Code" w:cs="Cascadia Code"/>
-                                <w:sz w:val="40"/>
-                                <w:szCs w:val="40"/>
-                                <w:lang w:val="es-BO"/>
-                              </w:rPr>
-                            </w:pPr>
-                            <w:r>
-                              <w:rPr>
-                                <w:rFonts w:ascii="Cascadia Code" w:hAnsi="Cascadia Code" w:cs="Cascadia Code"/>
-                                <w:sz w:val="48"/>
-                                <w:szCs w:val="48"/>
-                              </w:rPr>
-                              <w:t>Sistema POS para Cafetería</w:t>
+                                <w:b/>
+                                <w:bCs/>
+                                <w:sz w:val="28"/>
+                                <w:szCs w:val="28"/>
+                              </w:rPr>
+                              <w:t xml:space="preserve"> para una cafetería</w:t>
                             </w:r>
                           </w:p>
                         </w:txbxContent>
@@ -189,15 +119,17 @@
                 <v:stroke joinstyle="miter"/>
                 <v:path gradientshapeok="t" o:connecttype="rect"/>
               </v:shapetype>
-              <v:shape id="Cuadro de texto 2" o:spid="_x0000_s1026" type="#_x0000_t202" style="position:absolute;margin-left:106.5pt;margin-top:220pt;width:303.75pt;height:135.15pt;z-index:251661312;visibility:visible;mso-wrap-style:square;mso-width-percent:0;mso-height-percent:0;mso-wrap-distance-left:9pt;mso-wrap-distance-top:0;mso-wrap-distance-right:9pt;mso-wrap-distance-bottom:0;mso-position-horizontal:absolute;mso-position-horizontal-relative:text;mso-position-vertical:absolute;mso-position-vertical-relative:text;mso-width-percent:0;mso-height-percent:0;mso-width-relative:page;mso-height-relative:page;v-text-anchor:top" o:gfxdata="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" o:allowincell="f" stroked="f">
+              <v:shape id="Cuadro de texto 2" o:spid="_x0000_s1026" type="#_x0000_t202" style="position:absolute;margin-left:106.4pt;margin-top:220.15pt;width:303.75pt;height:157.5pt;z-index:251661312;visibility:visible;mso-wrap-style:square;mso-width-percent:0;mso-height-percent:0;mso-wrap-distance-left:9pt;mso-wrap-distance-top:0;mso-wrap-distance-right:9pt;mso-wrap-distance-bottom:0;mso-position-horizontal:absolute;mso-position-horizontal-relative:text;mso-position-vertical:absolute;mso-position-vertical-relative:text;mso-width-percent:0;mso-height-percent:0;mso-width-relative:page;mso-height-relative:page;v-text-anchor:top" o:gfxdata="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" o:allowincell="f" stroked="f">
                 <v:textbox>
                   <w:txbxContent>
                     <w:p>
                       <w:pPr>
                         <w:jc w:val="center"/>
                         <w:rPr>
-                          <w:sz w:val="28"/>
-                          <w:szCs w:val="28"/>
+                          <w:b/>
+                          <w:bCs/>
+                          <w:sz w:val="16"/>
+                          <w:szCs w:val="16"/>
                           <w:lang w:val="es-BO"/>
                         </w:rPr>
                       </w:pPr>
@@ -206,45 +138,31 @@
                       <w:pPr>
                         <w:jc w:val="center"/>
                         <w:rPr>
-                          <w:rFonts w:ascii="Segoe UI Black" w:hAnsi="Segoe UI Black"/>
-                          <w:sz w:val="48"/>
-                          <w:szCs w:val="48"/>
+                          <w:rFonts w:ascii="Cascadia Code" w:hAnsi="Cascadia Code" w:cs="Cascadia Code"/>
+                          <w:b/>
+                          <w:bCs/>
+                          <w:lang w:val="es-BO"/>
                         </w:rPr>
                       </w:pPr>
                       <w:r>
                         <w:rPr>
-                          <w:rFonts w:ascii="Segoe UI Black" w:hAnsi="Segoe UI Black"/>
-                          <w:sz w:val="48"/>
-                          <w:szCs w:val="48"/>
-                        </w:rPr>
-                        <w:t>GRUPO</w:t>
+                          <w:rFonts w:ascii="Cascadia Code" w:hAnsi="Cascadia Code" w:cs="Cascadia Code"/>
+                          <w:b/>
+                          <w:bCs/>
+                          <w:sz w:val="28"/>
+                          <w:szCs w:val="28"/>
+                        </w:rPr>
+                        <w:t>Desarrollo de un Sistema de Información Organizacional Web basado en el enfoque de Procesamiento de Transacciones (TPS) para la gestión de procesos, usuarios, transacciones y reportes</w:t>
                       </w:r>
                       <w:r>
                         <w:rPr>
-                          <w:rFonts w:ascii="Segoe UI Black" w:hAnsi="Segoe UI Black"/>
-                          <w:sz w:val="48"/>
-                          <w:szCs w:val="48"/>
-                        </w:rPr>
-                        <w:t xml:space="preserve"> 5 S.R.L</w:t>
-                      </w:r>
-                    </w:p>
-                    <w:p>
-                      <w:pPr>
-                        <w:jc w:val="center"/>
-                        <w:rPr>
                           <w:rFonts w:ascii="Cascadia Code" w:hAnsi="Cascadia Code" w:cs="Cascadia Code"/>
-                          <w:sz w:val="40"/>
-                          <w:szCs w:val="40"/>
-                          <w:lang w:val="es-BO"/>
-                        </w:rPr>
-                      </w:pPr>
-                      <w:r>
-                        <w:rPr>
-                          <w:rFonts w:ascii="Cascadia Code" w:hAnsi="Cascadia Code" w:cs="Cascadia Code"/>
-                          <w:sz w:val="48"/>
-                          <w:szCs w:val="48"/>
-                        </w:rPr>
-                        <w:t>Sistema POS para Cafetería</w:t>
+                          <w:b/>
+                          <w:bCs/>
+                          <w:sz w:val="28"/>
+                          <w:szCs w:val="28"/>
+                        </w:rPr>
+                        <w:t xml:space="preserve"> para una cafetería</w:t>
                       </w:r>
                     </w:p>
                   </w:txbxContent>
@@ -257,20 +175,87 @@
       <w:r>
         <w:rPr>
           <w:noProof/>
+        </w:rPr>
+        <w:drawing>
+          <wp:anchor distT="0" distB="0" distL="114300" distR="114300" simplePos="0" relativeHeight="251666432" behindDoc="0" locked="0" layoutInCell="1" allowOverlap="1" wp14:anchorId="7E177D7F" wp14:editId="40D6E8C3">
+            <wp:simplePos x="0" y="0"/>
+            <wp:positionH relativeFrom="column">
+              <wp:posOffset>1813384</wp:posOffset>
+            </wp:positionH>
+            <wp:positionV relativeFrom="paragraph">
+              <wp:posOffset>1800203</wp:posOffset>
+            </wp:positionV>
+            <wp:extent cx="2887345" cy="1033145"/>
+            <wp:effectExtent l="0" t="0" r="0" b="0"/>
+            <wp:wrapNone/>
+            <wp:docPr id="4" name="Picture 4"/>
+            <wp:cNvGraphicFramePr>
+              <a:graphicFrameLocks xmlns:a="http://schemas.openxmlformats.org/drawingml/2006/main" noChangeAspect="1"/>
+            </wp:cNvGraphicFramePr>
+            <a:graphic xmlns:a="http://schemas.openxmlformats.org/drawingml/2006/main">
+              <a:graphicData uri="http://schemas.openxmlformats.org/drawingml/2006/picture">
+                <pic:pic xmlns:pic="http://schemas.openxmlformats.org/drawingml/2006/picture">
+                  <pic:nvPicPr>
+                    <pic:cNvPr id="0" name="Picture 6"/>
+                    <pic:cNvPicPr>
+                      <a:picLocks noChangeAspect="1" noChangeArrowheads="1"/>
+                    </pic:cNvPicPr>
+                  </pic:nvPicPr>
+                  <pic:blipFill rotWithShape="1">
+                    <a:blip r:embed="rId8">
+                      <a:extLst>
+                        <a:ext uri="{28A0092B-C50C-407E-A947-70E740481C1C}">
+                          <a14:useLocalDpi xmlns:a14="http://schemas.microsoft.com/office/drawing/2010/main" val="0"/>
+                        </a:ext>
+                      </a:extLst>
+                    </a:blip>
+                    <a:srcRect b="22385"/>
+                    <a:stretch/>
+                  </pic:blipFill>
+                  <pic:spPr bwMode="auto">
+                    <a:xfrm>
+                      <a:off x="0" y="0"/>
+                      <a:ext cx="2887345" cy="1033145"/>
+                    </a:xfrm>
+                    <a:prstGeom prst="rect">
+                      <a:avLst/>
+                    </a:prstGeom>
+                    <a:noFill/>
+                    <a:ln>
+                      <a:noFill/>
+                    </a:ln>
+                    <a:extLst>
+                      <a:ext uri="{53640926-AAD7-44D8-BBD7-CCE9431645EC}">
+                        <a14:shadowObscured xmlns:a14="http://schemas.microsoft.com/office/drawing/2010/main"/>
+                      </a:ext>
+                    </a:extLst>
+                  </pic:spPr>
+                </pic:pic>
+              </a:graphicData>
+            </a:graphic>
+            <wp14:sizeRelV relativeFrom="margin">
+              <wp14:pctHeight>0</wp14:pctHeight>
+            </wp14:sizeRelV>
+          </wp:anchor>
+        </w:drawing>
+      </w:r>
+      <w:r>
+        <w:rPr>
+          <w:noProof/>
           <w:lang w:val="en-US" w:eastAsia="en-US"/>
         </w:rPr>
         <mc:AlternateContent>
           <mc:Choice Requires="wps">
             <w:drawing>
-              <wp:anchor distT="0" distB="0" distL="114300" distR="114300" simplePos="0" relativeHeight="251665408" behindDoc="0" locked="0" layoutInCell="1" allowOverlap="1" wp14:anchorId="4199A95D" wp14:editId="2061704B">
+              <wp:anchor distT="0" distB="0" distL="114300" distR="114300" simplePos="0" relativeHeight="251665408" behindDoc="0" locked="0" layoutInCell="1" allowOverlap="1" wp14:anchorId="4199A95D" wp14:editId="53308746">
                 <wp:simplePos x="0" y="0"/>
                 <wp:positionH relativeFrom="column">
-                  <wp:posOffset>1185987</wp:posOffset>
+                  <wp:posOffset>1186596</wp:posOffset>
                 </wp:positionH>
                 <wp:positionV relativeFrom="paragraph">
-                  <wp:posOffset>3910109</wp:posOffset>
+                  <wp:posOffset>4834715</wp:posOffset>
                 </wp:positionV>
-                <wp:extent cx="4190365" cy="3570136"/>
+                <wp:extent cx="4190365" cy="2743200"/>
                 <wp:effectExtent l="0" t="0" r="0" b="0"/>
                 <wp:wrapNone/>
                 <wp:docPr id="666872150" name="Text Box 11"/>
@@ -282,7 +267,7 @@
                       <wps:spPr>
                         <a:xfrm>
                           <a:off x="0" y="0"/>
-                          <a:ext cx="4190365" cy="3570136"/>
+                          <a:ext cx="4190365" cy="2743200"/>
                         </a:xfrm>
                         <a:prstGeom prst="rect">
                           <a:avLst/>
@@ -311,57 +296,6 @@
                           <w:p>
                             <w:pPr>
                               <w:spacing w:line="256" w:lineRule="auto"/>
-                              <w:jc w:val="center"/>
-                              <w:rPr>
-                                <w:rFonts w:eastAsia="Cambria"/>
-                                <w:color w:val="000000" w:themeColor="dark1"/>
-                                <w:sz w:val="24"/>
-                                <w:szCs w:val="24"/>
-                                <w:lang w:val="es-BO"/>
-                              </w:rPr>
-                            </w:pPr>
-                          </w:p>
-                          <w:p>
-                            <w:pPr>
-                              <w:spacing w:line="256" w:lineRule="auto"/>
-                              <w:jc w:val="center"/>
-                              <w:rPr>
-                                <w:rFonts w:eastAsia="Cambria"/>
-                                <w:color w:val="000000" w:themeColor="dark1"/>
-                                <w:sz w:val="24"/>
-                                <w:szCs w:val="24"/>
-                                <w:lang w:val="es-BO"/>
-                              </w:rPr>
-                            </w:pPr>
-                          </w:p>
-                          <w:p>
-                            <w:pPr>
-                              <w:spacing w:line="256" w:lineRule="auto"/>
-                              <w:jc w:val="center"/>
-                              <w:rPr>
-                                <w:rFonts w:eastAsia="Cambria"/>
-                                <w:color w:val="000000" w:themeColor="dark1"/>
-                                <w:sz w:val="24"/>
-                                <w:szCs w:val="24"/>
-                                <w:lang w:val="es-BO"/>
-                              </w:rPr>
-                            </w:pPr>
-                          </w:p>
-                          <w:p>
-                            <w:pPr>
-                              <w:spacing w:line="256" w:lineRule="auto"/>
-                              <w:rPr>
-                                <w:rFonts w:eastAsia="Cambria"/>
-                                <w:color w:val="000000" w:themeColor="dark1"/>
-                                <w:sz w:val="24"/>
-                                <w:szCs w:val="24"/>
-                                <w:lang w:val="es-BO"/>
-                              </w:rPr>
-                            </w:pPr>
-                          </w:p>
-                          <w:p>
-                            <w:pPr>
-                              <w:spacing w:line="256" w:lineRule="auto"/>
                               <w:rPr>
                                 <w:rFonts w:eastAsia="Cambria"/>
                                 <w:b/>
@@ -478,19 +412,7 @@
                                 <w:szCs w:val="24"/>
                                 <w:lang w:val="es-MX"/>
                               </w:rPr>
-                              <w:t>(</w:t>
-                            </w:r>
-                            <w:r>
-                              <w:rPr>
-                                <w:rFonts w:eastAsia="Cambria"/>
-                                <w:i/>
-                                <w:iCs/>
-                                <w:color w:val="000000" w:themeColor="dark1"/>
-                                <w:sz w:val="24"/>
-                                <w:szCs w:val="24"/>
-                                <w:lang w:val="es-MX"/>
-                              </w:rPr>
-                              <w:t xml:space="preserve">Desarrollador </w:t>
+                              <w:t xml:space="preserve">(Desarrollador </w:t>
                             </w:r>
                             <w:proofErr w:type="spellStart"/>
                             <w:r>
@@ -610,19 +532,7 @@
                                 <w:szCs w:val="24"/>
                                 <w:lang w:val="es-MX"/>
                               </w:rPr>
-                              <w:t>(</w:t>
-                            </w:r>
-                            <w:r>
-                              <w:rPr>
-                                <w:rFonts w:eastAsia="Cambria"/>
-                                <w:i/>
-                                <w:iCs/>
-                                <w:color w:val="000000" w:themeColor="dark1"/>
-                                <w:sz w:val="24"/>
-                                <w:szCs w:val="24"/>
-                                <w:lang w:val="es-MX"/>
-                              </w:rPr>
-                              <w:t xml:space="preserve">Desarrollador </w:t>
+                              <w:t xml:space="preserve">(Desarrollador </w:t>
                             </w:r>
                             <w:proofErr w:type="spellStart"/>
                             <w:r>
@@ -696,31 +606,7 @@
                                 <w:szCs w:val="24"/>
                                 <w:lang w:val="en-US"/>
                               </w:rPr>
-                              <w:t>(</w:t>
-                            </w:r>
-                            <w:r>
-                              <w:rPr>
-                                <w:rFonts w:eastAsia="Cambria"/>
-                                <w:i/>
-                                <w:iCs/>
-                                <w:color w:val="000000" w:themeColor="dark1"/>
-                                <w:sz w:val="24"/>
-                                <w:szCs w:val="24"/>
-                                <w:lang w:val="en-US"/>
-                              </w:rPr>
-                              <w:t>Scrum Master</w:t>
-                            </w:r>
-                            <w:r>
-                              <w:rPr>
-                                <w:rFonts w:eastAsia="Cambria"/>
-                                <w:i/>
-                                <w:iCs/>
-                                <w:color w:val="000000" w:themeColor="dark1"/>
-                                <w:sz w:val="24"/>
-                                <w:szCs w:val="24"/>
-                                <w:lang w:val="en-US"/>
-                              </w:rPr>
-                              <w:t>)</w:t>
+                              <w:t>(Scrum Master)</w:t>
                             </w:r>
                           </w:p>
                           <w:p>
@@ -1052,7 +938,37 @@
                                 <w:szCs w:val="24"/>
                                 <w:lang w:val="es-BO"/>
                               </w:rPr>
-                              <w:t>06/03/2026</w:t>
+                              <w:t>10</w:t>
+                            </w:r>
+                            <w:r>
+                              <w:rPr>
+                                <w:rFonts w:eastAsia="Cambria"/>
+                                <w:color w:val="000000" w:themeColor="dark1"/>
+                                <w:sz w:val="24"/>
+                                <w:szCs w:val="24"/>
+                                <w:lang w:val="es-BO"/>
+                              </w:rPr>
+                              <w:t>/0</w:t>
+                            </w:r>
+                            <w:r>
+                              <w:rPr>
+                                <w:rFonts w:eastAsia="Cambria"/>
+                                <w:color w:val="000000" w:themeColor="dark1"/>
+                                <w:sz w:val="24"/>
+                                <w:szCs w:val="24"/>
+                                <w:lang w:val="es-BO"/>
+                              </w:rPr>
+                              <w:t>4</w:t>
+                            </w:r>
+                            <w:r>
+                              <w:rPr>
+                                <w:rFonts w:eastAsia="Cambria"/>
+                                <w:color w:val="000000" w:themeColor="dark1"/>
+                                <w:sz w:val="24"/>
+                                <w:szCs w:val="24"/>
+                                <w:lang w:val="es-BO"/>
+                              </w:rPr>
+                              <w:t>/2026</w:t>
                             </w:r>
                           </w:p>
                           <w:p>
@@ -1098,7 +1014,7 @@
                                 <w:szCs w:val="24"/>
                                 <w:lang w:val="es-BO"/>
                               </w:rPr>
-                              <w:t xml:space="preserve"> </w:t>
+                              <w:t xml:space="preserve"> Universidad Cat</w:t>
                             </w:r>
                             <w:r>
                               <w:rPr>
@@ -1108,9 +1024,8 @@
                                 <w:szCs w:val="24"/>
                                 <w:lang w:val="es-BO"/>
                               </w:rPr>
-                              <w:t xml:space="preserve">Universidad </w:t>
+                              <w:t>ó</w:t>
                             </w:r>
-                            <w:proofErr w:type="spellStart"/>
                             <w:r>
                               <w:rPr>
                                 <w:rFonts w:eastAsia="Cambria"/>
@@ -1119,31 +1034,8 @@
                                 <w:szCs w:val="24"/>
                                 <w:lang w:val="es-BO"/>
                               </w:rPr>
-                              <w:t>Catolica</w:t>
+                              <w:t>lica Boliviana</w:t>
                             </w:r>
-                            <w:proofErr w:type="spellEnd"/>
-                            <w:r>
-                              <w:rPr>
-                                <w:rFonts w:eastAsia="Cambria"/>
-                                <w:color w:val="000000" w:themeColor="dark1"/>
-                                <w:sz w:val="24"/>
-                                <w:szCs w:val="24"/>
-                                <w:lang w:val="es-BO"/>
-                              </w:rPr>
-                              <w:t xml:space="preserve"> </w:t>
-                            </w:r>
-                            <w:proofErr w:type="gramStart"/>
-                            <w:r>
-                              <w:rPr>
-                                <w:rFonts w:eastAsia="Cambria"/>
-                                <w:color w:val="000000" w:themeColor="dark1"/>
-                                <w:sz w:val="24"/>
-                                <w:szCs w:val="24"/>
-                                <w:lang w:val="es-BO"/>
-                              </w:rPr>
-                              <w:t>Boliviana</w:t>
-                            </w:r>
-                            <w:proofErr w:type="gramEnd"/>
                             <w:r>
                               <w:rPr>
                                 <w:rFonts w:eastAsia="Cambria" w:hint="cs"/>
@@ -1502,60 +1394,9 @@
           </mc:Choice>
           <mc:Fallback>
             <w:pict>
-              <v:rect w14:anchorId="4199A95D" id="Text Box 11" o:spid="_x0000_s1027" style="position:absolute;margin-left:93.4pt;margin-top:307.9pt;width:329.95pt;height:281.1pt;z-index:251665408;visibility:visible;mso-wrap-style:square;mso-width-percent:0;mso-height-percent:0;mso-wrap-distance-left:9pt;mso-wrap-distance-top:0;mso-wrap-distance-right:9pt;mso-wrap-distance-bottom:0;mso-position-horizontal:absolute;mso-position-horizontal-relative:text;mso-position-vertical:absolute;mso-position-vertical-relative:text;mso-width-percent:0;mso-height-percent:0;mso-width-relative:margin;mso-height-relative:margin;v-text-anchor:top" o:gfxdata="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" filled="f" stroked="f">
+              <v:rect w14:anchorId="4199A95D" id="Text Box 11" o:spid="_x0000_s1027" style="position:absolute;margin-left:93.45pt;margin-top:380.7pt;width:329.95pt;height:3in;z-index:251665408;visibility:visible;mso-wrap-style:square;mso-width-percent:0;mso-height-percent:0;mso-wrap-distance-left:9pt;mso-wrap-distance-top:0;mso-wrap-distance-right:9pt;mso-wrap-distance-bottom:0;mso-position-horizontal:absolute;mso-position-horizontal-relative:text;mso-position-vertical:absolute;mso-position-vertical-relative:text;mso-width-percent:0;mso-height-percent:0;mso-width-relative:margin;mso-height-relative:margin;v-text-anchor:top" o:gfxdata="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" filled="f" stroked="f">
                 <v:textbox>
                   <w:txbxContent>
-                    <w:p>
-                      <w:pPr>
-                        <w:spacing w:line="256" w:lineRule="auto"/>
-                        <w:jc w:val="center"/>
-                        <w:rPr>
-                          <w:rFonts w:eastAsia="Cambria"/>
-                          <w:color w:val="000000" w:themeColor="dark1"/>
-                          <w:sz w:val="24"/>
-                          <w:szCs w:val="24"/>
-                          <w:lang w:val="es-BO"/>
-                        </w:rPr>
-                      </w:pPr>
-                    </w:p>
-                    <w:p>
-                      <w:pPr>
-                        <w:spacing w:line="256" w:lineRule="auto"/>
-                        <w:jc w:val="center"/>
-                        <w:rPr>
-                          <w:rFonts w:eastAsia="Cambria"/>
-                          <w:color w:val="000000" w:themeColor="dark1"/>
-                          <w:sz w:val="24"/>
-                          <w:szCs w:val="24"/>
-                          <w:lang w:val="es-BO"/>
-                        </w:rPr>
-                      </w:pPr>
-                    </w:p>
-                    <w:p>
-                      <w:pPr>
-                        <w:spacing w:line="256" w:lineRule="auto"/>
-                        <w:jc w:val="center"/>
-                        <w:rPr>
-                          <w:rFonts w:eastAsia="Cambria"/>
-                          <w:color w:val="000000" w:themeColor="dark1"/>
-                          <w:sz w:val="24"/>
-                          <w:szCs w:val="24"/>
-                          <w:lang w:val="es-BO"/>
-                        </w:rPr>
-                      </w:pPr>
-                    </w:p>
-                    <w:p>
-                      <w:pPr>
-                        <w:spacing w:line="256" w:lineRule="auto"/>
-                        <w:rPr>
-                          <w:rFonts w:eastAsia="Cambria"/>
-                          <w:color w:val="000000" w:themeColor="dark1"/>
-                          <w:sz w:val="24"/>
-                          <w:szCs w:val="24"/>
-                          <w:lang w:val="es-BO"/>
-                        </w:rPr>
-                      </w:pPr>
-                    </w:p>
                     <w:p>
                       <w:pPr>
                         <w:spacing w:line="256" w:lineRule="auto"/>
@@ -1675,19 +1516,7 @@
                           <w:szCs w:val="24"/>
                           <w:lang w:val="es-MX"/>
                         </w:rPr>
-                        <w:t>(</w:t>
-                      </w:r>
-                      <w:r>
-                        <w:rPr>
-                          <w:rFonts w:eastAsia="Cambria"/>
-                          <w:i/>
-                          <w:iCs/>
-                          <w:color w:val="000000" w:themeColor="dark1"/>
-                          <w:sz w:val="24"/>
-                          <w:szCs w:val="24"/>
-                          <w:lang w:val="es-MX"/>
-                        </w:rPr>
-                        <w:t xml:space="preserve">Desarrollador </w:t>
+                        <w:t xml:space="preserve">(Desarrollador </w:t>
                       </w:r>
                       <w:proofErr w:type="spellStart"/>
                       <w:r>
@@ -1807,19 +1636,7 @@
                           <w:szCs w:val="24"/>
                           <w:lang w:val="es-MX"/>
                         </w:rPr>
-                        <w:t>(</w:t>
-                      </w:r>
-                      <w:r>
-                        <w:rPr>
-                          <w:rFonts w:eastAsia="Cambria"/>
-                          <w:i/>
-                          <w:iCs/>
-                          <w:color w:val="000000" w:themeColor="dark1"/>
-                          <w:sz w:val="24"/>
-                          <w:szCs w:val="24"/>
-                          <w:lang w:val="es-MX"/>
-                        </w:rPr>
-                        <w:t xml:space="preserve">Desarrollador </w:t>
+                        <w:t xml:space="preserve">(Desarrollador </w:t>
                       </w:r>
                       <w:proofErr w:type="spellStart"/>
                       <w:r>
@@ -1893,31 +1710,7 @@
                           <w:szCs w:val="24"/>
                           <w:lang w:val="en-US"/>
                         </w:rPr>
-                        <w:t>(</w:t>
-                      </w:r>
-                      <w:r>
-                        <w:rPr>
-                          <w:rFonts w:eastAsia="Cambria"/>
-                          <w:i/>
-                          <w:iCs/>
-                          <w:color w:val="000000" w:themeColor="dark1"/>
-                          <w:sz w:val="24"/>
-                          <w:szCs w:val="24"/>
-                          <w:lang w:val="en-US"/>
-                        </w:rPr>
-                        <w:t>Scrum Master</w:t>
-                      </w:r>
-                      <w:r>
-                        <w:rPr>
-                          <w:rFonts w:eastAsia="Cambria"/>
-                          <w:i/>
-                          <w:iCs/>
-                          <w:color w:val="000000" w:themeColor="dark1"/>
-                          <w:sz w:val="24"/>
-                          <w:szCs w:val="24"/>
-                          <w:lang w:val="en-US"/>
-                        </w:rPr>
-                        <w:t>)</w:t>
+                        <w:t>(Scrum Master)</w:t>
                       </w:r>
                     </w:p>
                     <w:p>
@@ -2249,7 +2042,37 @@
                           <w:szCs w:val="24"/>
                           <w:lang w:val="es-BO"/>
                         </w:rPr>
-                        <w:t>06/03/2026</w:t>
+                        <w:t>10</w:t>
+                      </w:r>
+                      <w:r>
+                        <w:rPr>
+                          <w:rFonts w:eastAsia="Cambria"/>
+                          <w:color w:val="000000" w:themeColor="dark1"/>
+                          <w:sz w:val="24"/>
+                          <w:szCs w:val="24"/>
+                          <w:lang w:val="es-BO"/>
+                        </w:rPr>
+                        <w:t>/0</w:t>
+                      </w:r>
+                      <w:r>
+                        <w:rPr>
+                          <w:rFonts w:eastAsia="Cambria"/>
+                          <w:color w:val="000000" w:themeColor="dark1"/>
+                          <w:sz w:val="24"/>
+                          <w:szCs w:val="24"/>
+                          <w:lang w:val="es-BO"/>
+                        </w:rPr>
+                        <w:t>4</w:t>
+                      </w:r>
+                      <w:r>
+                        <w:rPr>
+                          <w:rFonts w:eastAsia="Cambria"/>
+                          <w:color w:val="000000" w:themeColor="dark1"/>
+                          <w:sz w:val="24"/>
+                          <w:szCs w:val="24"/>
+                          <w:lang w:val="es-BO"/>
+                        </w:rPr>
+                        <w:t>/2026</w:t>
                       </w:r>
                     </w:p>
                     <w:p>
@@ -2295,7 +2118,7 @@
                           <w:szCs w:val="24"/>
                           <w:lang w:val="es-BO"/>
                         </w:rPr>
-                        <w:t xml:space="preserve"> </w:t>
+                        <w:t xml:space="preserve"> Universidad Cat</w:t>
                       </w:r>
                       <w:r>
                         <w:rPr>
@@ -2305,9 +2128,8 @@
                           <w:szCs w:val="24"/>
                           <w:lang w:val="es-BO"/>
                         </w:rPr>
-                        <w:t xml:space="preserve">Universidad </w:t>
+                        <w:t>ó</w:t>
                       </w:r>
-                      <w:proofErr w:type="spellStart"/>
                       <w:r>
                         <w:rPr>
                           <w:rFonts w:eastAsia="Cambria"/>
@@ -2316,31 +2138,8 @@
                           <w:szCs w:val="24"/>
                           <w:lang w:val="es-BO"/>
                         </w:rPr>
-                        <w:t>Catolica</w:t>
+                        <w:t>lica Boliviana</w:t>
                       </w:r>
-                      <w:proofErr w:type="spellEnd"/>
-                      <w:r>
-                        <w:rPr>
-                          <w:rFonts w:eastAsia="Cambria"/>
-                          <w:color w:val="000000" w:themeColor="dark1"/>
-                          <w:sz w:val="24"/>
-                          <w:szCs w:val="24"/>
-                          <w:lang w:val="es-BO"/>
-                        </w:rPr>
-                        <w:t xml:space="preserve"> </w:t>
-                      </w:r>
-                      <w:proofErr w:type="gramStart"/>
-                      <w:r>
-                        <w:rPr>
-                          <w:rFonts w:eastAsia="Cambria"/>
-                          <w:color w:val="000000" w:themeColor="dark1"/>
-                          <w:sz w:val="24"/>
-                          <w:szCs w:val="24"/>
-                          <w:lang w:val="es-BO"/>
-                        </w:rPr>
-                        <w:t>Boliviana</w:t>
-                      </w:r>
-                      <w:proofErr w:type="gramEnd"/>
                       <w:r>
                         <w:rPr>
                           <w:rFonts w:eastAsia="Cambria" w:hint="cs"/>
@@ -9301,6 +9100,7 @@
   <w:style w:type="character" w:default="1" w:styleId="DefaultParagraphFont">
     <w:name w:val="Default Paragraph Font"/>
     <w:uiPriority w:val="1"/>
+    <w:semiHidden/>
     <w:unhideWhenUsed/>
   </w:style>
   <w:style w:type="table" w:default="1" w:styleId="TableNormal">
